--- a/Back/src/main/resources/templates/stage_pfe_template.docx
+++ b/Back/src/main/resources/templates/stage_pfe_template.docx
@@ -655,7 +655,7 @@
           </mc:Choice>
           <mc:Fallback>
             <w:pict>
-              <v:line w14:anchorId="11EA7FCC" id="Connecteur droit 5" o:spid="_x0000_s1026" style="position:absolute;z-index:251658752;visibility:visible;mso-wrap-style:square;mso-wrap-distance-left:9pt;mso-wrap-distance-top:0;mso-wrap-distance-right:9pt;mso-wrap-distance-bottom:0;mso-position-horizontal:absolute;mso-position-horizontal-relative:text;mso-position-vertical:absolute;mso-position-vertical-relative:text" from="206.5pt,.8pt" to="206.5pt,57.05pt" o:gfxdata="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" strokecolor="#4579b8 [3044]" strokeweight="1pt"/>
+              <v:line w14:anchorId="58CE40C5" id="Connecteur droit 5" o:spid="_x0000_s1026" style="position:absolute;z-index:251658752;visibility:visible;mso-wrap-style:square;mso-wrap-distance-left:9pt;mso-wrap-distance-top:0;mso-wrap-distance-right:9pt;mso-wrap-distance-bottom:0;mso-position-horizontal:absolute;mso-position-horizontal-relative:text;mso-position-vertical:absolute;mso-position-vertical-relative:text" from="206.5pt,.8pt" to="206.5pt,57.05pt" o:gfxdata="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" strokecolor="#4579b8 [3044]" strokeweight="1pt"/>
             </w:pict>
           </mc:Fallback>
         </mc:AlternateContent>
@@ -1170,12 +1170,30 @@
                                 <w:sz w:val="23"/>
                               </w:rPr>
                             </w:pPr>
+                            <w:proofErr w:type="spellStart"/>
                             <w:r>
                               <w:rPr>
                                 <w:b/>
                                 <w:sz w:val="23"/>
                               </w:rPr>
-                              <w:t xml:space="preserve">Dénomination : </w:t>
+                              <w:t>Dénomination</w:t>
+                            </w:r>
+                            <w:r>
+                              <w:rPr>
+                                <w:b/>
+                                <w:color w:val="FFFFFF" w:themeColor="background1"/>
+                                <w:sz w:val="8"/>
+                                <w:szCs w:val="8"/>
+                              </w:rPr>
+                              <w:t>Ecole</w:t>
+                            </w:r>
+                            <w:proofErr w:type="spellEnd"/>
+                            <w:r>
+                              <w:rPr>
+                                <w:b/>
+                                <w:sz w:val="23"/>
+                              </w:rPr>
+                              <w:t xml:space="preserve"> : </w:t>
                             </w:r>
                             <w:r>
                               <w:rPr>
@@ -1189,6 +1207,7 @@
                               </w:rPr>
                               <w:t xml:space="preserve">(ENICARTHAGE). </w:t>
                             </w:r>
+                            <w:proofErr w:type="spellStart"/>
                             <w:r>
                               <w:rPr>
                                 <w:b/>
@@ -1196,6 +1215,16 @@
                               </w:rPr>
                               <w:t>Adresse</w:t>
                             </w:r>
+                            <w:r>
+                              <w:rPr>
+                                <w:b/>
+                                <w:color w:val="FFFFFF" w:themeColor="background1"/>
+                                <w:sz w:val="8"/>
+                                <w:szCs w:val="8"/>
+                              </w:rPr>
+                              <w:t>Ecole</w:t>
+                            </w:r>
+                            <w:proofErr w:type="spellEnd"/>
                             <w:r>
                               <w:rPr>
                                 <w:b/>
@@ -1373,7 +1402,41 @@
                                 <w:b/>
                                 <w:sz w:val="23"/>
                               </w:rPr>
-                              <w:t xml:space="preserve">Représenté par son Directeur : </w:t>
+                              <w:t xml:space="preserve">Représenté par son </w:t>
+                            </w:r>
+                            <w:proofErr w:type="spellStart"/>
+                            <w:r>
+                              <w:rPr>
+                                <w:b/>
+                                <w:sz w:val="23"/>
+                              </w:rPr>
+                              <w:t>Directeur</w:t>
+                            </w:r>
+                            <w:r>
+                              <w:rPr>
+                                <w:b/>
+                                <w:color w:val="FFFFFF" w:themeColor="background1"/>
+                                <w:sz w:val="10"/>
+                                <w:szCs w:val="10"/>
+                              </w:rPr>
+                              <w:t>Ecole</w:t>
+                            </w:r>
+                            <w:proofErr w:type="spellEnd"/>
+                            <w:r>
+                              <w:rPr>
+                                <w:b/>
+                                <w:color w:val="FFFFFF" w:themeColor="background1"/>
+                                <w:sz w:val="10"/>
+                                <w:szCs w:val="10"/>
+                              </w:rPr>
+                              <w:t xml:space="preserve"> </w:t>
+                            </w:r>
+                            <w:r>
+                              <w:rPr>
+                                <w:b/>
+                                <w:sz w:val="23"/>
+                              </w:rPr>
+                              <w:t xml:space="preserve">: </w:t>
                             </w:r>
                             <w:r>
                               <w:rPr>
@@ -1400,7 +1463,45 @@
                                 <w:sz w:val="23"/>
                                 <w:lang w:val="en-ZA"/>
                               </w:rPr>
-                              <w:t>E-mail:</w:t>
+                              <w:t>E-</w:t>
+                            </w:r>
+                            <w:proofErr w:type="spellStart"/>
+                            <w:r>
+                              <w:rPr>
+                                <w:b/>
+                                <w:sz w:val="23"/>
+                                <w:lang w:val="en-ZA"/>
+                              </w:rPr>
+                              <w:t>mail</w:t>
+                            </w:r>
+                            <w:r>
+                              <w:rPr>
+                                <w:b/>
+                                <w:color w:val="FFFFFF" w:themeColor="background1"/>
+                                <w:sz w:val="8"/>
+                                <w:szCs w:val="8"/>
+                                <w:lang w:val="en-ZA"/>
+                              </w:rPr>
+                              <w:t>Ecol</w:t>
+                            </w:r>
+                            <w:r>
+                              <w:rPr>
+                                <w:b/>
+                                <w:color w:val="FFFFFF" w:themeColor="background1"/>
+                                <w:sz w:val="12"/>
+                                <w:szCs w:val="12"/>
+                                <w:lang w:val="en-ZA"/>
+                              </w:rPr>
+                              <w:t>e</w:t>
+                            </w:r>
+                            <w:proofErr w:type="spellEnd"/>
+                            <w:r>
+                              <w:rPr>
+                                <w:b/>
+                                <w:sz w:val="23"/>
+                                <w:lang w:val="en-ZA"/>
+                              </w:rPr>
+                              <w:t>:</w:t>
                             </w:r>
                             <w:r>
                               <w:rPr>
@@ -1411,18 +1512,38 @@
                               </w:rPr>
                               <w:t xml:space="preserve"> </w:t>
                             </w:r>
-                            <w:hyperlink r:id="rId8">
-                              <w:r>
-                                <w:rPr>
-                                  <w:color w:val="0000FF"/>
-                                  <w:spacing w:val="-2"/>
-                                  <w:sz w:val="23"/>
-                                  <w:u w:val="single" w:color="0000FF"/>
-                                  <w:lang w:val="en-ZA"/>
-                                </w:rPr>
-                                <w:t>hassen.zairi@enicarthage.rnu.tn</w:t>
-                              </w:r>
-                            </w:hyperlink>
+                            <w:r>
+                              <w:fldChar w:fldCharType="begin"/>
+                            </w:r>
+                            <w:r>
+                              <w:rPr>
+                                <w:lang w:val="en-ZA"/>
+                              </w:rPr>
+                              <w:instrText xml:space="preserve"> HYPERLINK "mailto:hassen.zairi@enicarthage.rnu.tn" \h </w:instrText>
+                            </w:r>
+                            <w:r>
+                              <w:fldChar w:fldCharType="separate"/>
+                            </w:r>
+                            <w:r>
+                              <w:rPr>
+                                <w:color w:val="0000FF"/>
+                                <w:spacing w:val="-2"/>
+                                <w:sz w:val="23"/>
+                                <w:u w:val="single" w:color="0000FF"/>
+                                <w:lang w:val="en-ZA"/>
+                              </w:rPr>
+                              <w:t>hassen.zairi@enicarthage.rnu.tn</w:t>
+                            </w:r>
+                            <w:r>
+                              <w:rPr>
+                                <w:color w:val="0000FF"/>
+                                <w:spacing w:val="-2"/>
+                                <w:sz w:val="23"/>
+                                <w:u w:val="single" w:color="0000FF"/>
+                                <w:lang w:val="en-ZA"/>
+                              </w:rPr>
+                              <w:fldChar w:fldCharType="end"/>
+                            </w:r>
                             <w:r>
                               <w:rPr>
                                 <w:color w:val="0000FF"/>
@@ -1448,26 +1569,66 @@
                               </w:rPr>
                               <w:t xml:space="preserve"> </w:t>
                             </w:r>
+                            <w:proofErr w:type="spellStart"/>
                             <w:r>
                               <w:rPr>
                                 <w:b/>
                                 <w:sz w:val="23"/>
                                 <w:lang w:val="en-ZA"/>
                               </w:rPr>
-                              <w:t xml:space="preserve">Web: </w:t>
+                              <w:t>Web</w:t>
                             </w:r>
-                            <w:hyperlink r:id="rId9">
-                              <w:r>
-                                <w:rPr>
-                                  <w:color w:val="0000FF"/>
-                                  <w:spacing w:val="-2"/>
-                                  <w:sz w:val="23"/>
-                                  <w:u w:val="single" w:color="0000FF"/>
-                                  <w:lang w:val="en-ZA"/>
-                                </w:rPr>
-                                <w:t>www.enicarthage.rnu.tn</w:t>
-                              </w:r>
-                            </w:hyperlink>
+                            <w:r>
+                              <w:rPr>
+                                <w:b/>
+                                <w:color w:val="FFFFFF" w:themeColor="background1"/>
+                                <w:sz w:val="12"/>
+                                <w:szCs w:val="12"/>
+                                <w:lang w:val="en-ZA"/>
+                              </w:rPr>
+                              <w:t>Ecole</w:t>
+                            </w:r>
+                            <w:proofErr w:type="spellEnd"/>
+                            <w:r>
+                              <w:rPr>
+                                <w:b/>
+                                <w:sz w:val="23"/>
+                                <w:lang w:val="en-ZA"/>
+                              </w:rPr>
+                              <w:t xml:space="preserve">: </w:t>
+                            </w:r>
+                            <w:r>
+                              <w:fldChar w:fldCharType="begin"/>
+                            </w:r>
+                            <w:r>
+                              <w:rPr>
+                                <w:lang w:val="en-ZA"/>
+                              </w:rPr>
+                              <w:instrText xml:space="preserve"> HYPERLINK "http://www.enicarthage.rnu.tn/" \h </w:instrText>
+                            </w:r>
+                            <w:r>
+                              <w:fldChar w:fldCharType="separate"/>
+                            </w:r>
+                            <w:r>
+                              <w:rPr>
+                                <w:color w:val="0000FF"/>
+                                <w:spacing w:val="-2"/>
+                                <w:sz w:val="23"/>
+                                <w:u w:val="single" w:color="0000FF"/>
+                                <w:lang w:val="en-ZA"/>
+                              </w:rPr>
+                              <w:t>www.enicarthage.rnu.tn</w:t>
+                            </w:r>
+                            <w:r>
+                              <w:rPr>
+                                <w:color w:val="0000FF"/>
+                                <w:spacing w:val="-2"/>
+                                <w:sz w:val="23"/>
+                                <w:u w:val="single" w:color="0000FF"/>
+                                <w:lang w:val="en-ZA"/>
+                              </w:rPr>
+                              <w:fldChar w:fldCharType="end"/>
+                            </w:r>
                           </w:p>
                           <w:p>
                             <w:pPr>
@@ -1480,6 +1641,7 @@
                                 <w:sz w:val="23"/>
                               </w:rPr>
                             </w:pPr>
+                            <w:proofErr w:type="spellStart"/>
                             <w:r>
                               <w:rPr>
                                 <w:b/>
@@ -1490,8 +1652,20 @@
                             <w:r>
                               <w:rPr>
                                 <w:b/>
+                                <w:color w:val="FFFFFF" w:themeColor="background1"/>
+                                <w:sz w:val="8"/>
+                                <w:szCs w:val="8"/>
+                              </w:rPr>
+                              <w:t>Ecole</w:t>
+                            </w:r>
+                            <w:proofErr w:type="spellEnd"/>
+                            <w:r>
+                              <w:rPr>
+                                <w:b/>
+                                <w:color w:val="FFFFFF" w:themeColor="background1"/>
                                 <w:spacing w:val="-1"/>
-                                <w:sz w:val="23"/>
+                                <w:sz w:val="12"/>
+                                <w:szCs w:val="12"/>
                               </w:rPr>
                               <w:t xml:space="preserve"> </w:t>
                             </w:r>
@@ -1573,13 +1747,31 @@
                               </w:rPr>
                               <w:tab/>
                             </w:r>
+                            <w:proofErr w:type="spellStart"/>
                             <w:r>
                               <w:rPr>
                                 <w:b/>
                                 <w:sz w:val="23"/>
                               </w:rPr>
-                              <w:t>Fax</w:t>
+                              <w:t>Fa</w:t>
                             </w:r>
+                            <w:r>
+                              <w:rPr>
+                                <w:b/>
+                                <w:sz w:val="23"/>
+                              </w:rPr>
+                              <w:t>x</w:t>
+                            </w:r>
+                            <w:r>
+                              <w:rPr>
+                                <w:b/>
+                                <w:color w:val="FFFFFF" w:themeColor="background1"/>
+                                <w:sz w:val="8"/>
+                                <w:szCs w:val="8"/>
+                              </w:rPr>
+                              <w:t>Ecole</w:t>
+                            </w:r>
+                            <w:proofErr w:type="spellEnd"/>
                             <w:r>
                               <w:rPr>
                                 <w:b/>
@@ -1659,12 +1851,30 @@
                           <w:sz w:val="23"/>
                         </w:rPr>
                       </w:pPr>
+                      <w:proofErr w:type="spellStart"/>
                       <w:r>
                         <w:rPr>
                           <w:b/>
                           <w:sz w:val="23"/>
                         </w:rPr>
-                        <w:t xml:space="preserve">Dénomination : </w:t>
+                        <w:t>Dénomination</w:t>
+                      </w:r>
+                      <w:r>
+                        <w:rPr>
+                          <w:b/>
+                          <w:color w:val="FFFFFF" w:themeColor="background1"/>
+                          <w:sz w:val="8"/>
+                          <w:szCs w:val="8"/>
+                        </w:rPr>
+                        <w:t>Ecole</w:t>
+                      </w:r>
+                      <w:proofErr w:type="spellEnd"/>
+                      <w:r>
+                        <w:rPr>
+                          <w:b/>
+                          <w:sz w:val="23"/>
+                        </w:rPr>
+                        <w:t xml:space="preserve"> : </w:t>
                       </w:r>
                       <w:r>
                         <w:rPr>
@@ -1678,6 +1888,7 @@
                         </w:rPr>
                         <w:t xml:space="preserve">(ENICARTHAGE). </w:t>
                       </w:r>
+                      <w:proofErr w:type="spellStart"/>
                       <w:r>
                         <w:rPr>
                           <w:b/>
@@ -1685,6 +1896,16 @@
                         </w:rPr>
                         <w:t>Adresse</w:t>
                       </w:r>
+                      <w:r>
+                        <w:rPr>
+                          <w:b/>
+                          <w:color w:val="FFFFFF" w:themeColor="background1"/>
+                          <w:sz w:val="8"/>
+                          <w:szCs w:val="8"/>
+                        </w:rPr>
+                        <w:t>Ecole</w:t>
+                      </w:r>
+                      <w:proofErr w:type="spellEnd"/>
                       <w:r>
                         <w:rPr>
                           <w:b/>
@@ -1862,7 +2083,41 @@
                           <w:b/>
                           <w:sz w:val="23"/>
                         </w:rPr>
-                        <w:t xml:space="preserve">Représenté par son Directeur : </w:t>
+                        <w:t xml:space="preserve">Représenté par son </w:t>
+                      </w:r>
+                      <w:proofErr w:type="spellStart"/>
+                      <w:r>
+                        <w:rPr>
+                          <w:b/>
+                          <w:sz w:val="23"/>
+                        </w:rPr>
+                        <w:t>Directeur</w:t>
+                      </w:r>
+                      <w:r>
+                        <w:rPr>
+                          <w:b/>
+                          <w:color w:val="FFFFFF" w:themeColor="background1"/>
+                          <w:sz w:val="10"/>
+                          <w:szCs w:val="10"/>
+                        </w:rPr>
+                        <w:t>Ecole</w:t>
+                      </w:r>
+                      <w:proofErr w:type="spellEnd"/>
+                      <w:r>
+                        <w:rPr>
+                          <w:b/>
+                          <w:color w:val="FFFFFF" w:themeColor="background1"/>
+                          <w:sz w:val="10"/>
+                          <w:szCs w:val="10"/>
+                        </w:rPr>
+                        <w:t xml:space="preserve"> </w:t>
+                      </w:r>
+                      <w:r>
+                        <w:rPr>
+                          <w:b/>
+                          <w:sz w:val="23"/>
+                        </w:rPr>
+                        <w:t xml:space="preserve">: </w:t>
                       </w:r>
                       <w:r>
                         <w:rPr>
@@ -1889,7 +2144,45 @@
                           <w:sz w:val="23"/>
                           <w:lang w:val="en-ZA"/>
                         </w:rPr>
-                        <w:t>E-mail:</w:t>
+                        <w:t>E-</w:t>
+                      </w:r>
+                      <w:proofErr w:type="spellStart"/>
+                      <w:r>
+                        <w:rPr>
+                          <w:b/>
+                          <w:sz w:val="23"/>
+                          <w:lang w:val="en-ZA"/>
+                        </w:rPr>
+                        <w:t>mail</w:t>
+                      </w:r>
+                      <w:r>
+                        <w:rPr>
+                          <w:b/>
+                          <w:color w:val="FFFFFF" w:themeColor="background1"/>
+                          <w:sz w:val="8"/>
+                          <w:szCs w:val="8"/>
+                          <w:lang w:val="en-ZA"/>
+                        </w:rPr>
+                        <w:t>Ecol</w:t>
+                      </w:r>
+                      <w:r>
+                        <w:rPr>
+                          <w:b/>
+                          <w:color w:val="FFFFFF" w:themeColor="background1"/>
+                          <w:sz w:val="12"/>
+                          <w:szCs w:val="12"/>
+                          <w:lang w:val="en-ZA"/>
+                        </w:rPr>
+                        <w:t>e</w:t>
+                      </w:r>
+                      <w:proofErr w:type="spellEnd"/>
+                      <w:r>
+                        <w:rPr>
+                          <w:b/>
+                          <w:sz w:val="23"/>
+                          <w:lang w:val="en-ZA"/>
+                        </w:rPr>
+                        <w:t>:</w:t>
                       </w:r>
                       <w:r>
                         <w:rPr>
@@ -1900,18 +2193,38 @@
                         </w:rPr>
                         <w:t xml:space="preserve"> </w:t>
                       </w:r>
-                      <w:hyperlink r:id="rId10">
-                        <w:r>
-                          <w:rPr>
-                            <w:color w:val="0000FF"/>
-                            <w:spacing w:val="-2"/>
-                            <w:sz w:val="23"/>
-                            <w:u w:val="single" w:color="0000FF"/>
-                            <w:lang w:val="en-ZA"/>
-                          </w:rPr>
-                          <w:t>hassen.zairi@enicarthage.rnu.tn</w:t>
-                        </w:r>
-                      </w:hyperlink>
+                      <w:r>
+                        <w:fldChar w:fldCharType="begin"/>
+                      </w:r>
+                      <w:r>
+                        <w:rPr>
+                          <w:lang w:val="en-ZA"/>
+                        </w:rPr>
+                        <w:instrText xml:space="preserve"> HYPERLINK "mailto:hassen.zairi@enicarthage.rnu.tn" \h </w:instrText>
+                      </w:r>
+                      <w:r>
+                        <w:fldChar w:fldCharType="separate"/>
+                      </w:r>
+                      <w:r>
+                        <w:rPr>
+                          <w:color w:val="0000FF"/>
+                          <w:spacing w:val="-2"/>
+                          <w:sz w:val="23"/>
+                          <w:u w:val="single" w:color="0000FF"/>
+                          <w:lang w:val="en-ZA"/>
+                        </w:rPr>
+                        <w:t>hassen.zairi@enicarthage.rnu.tn</w:t>
+                      </w:r>
+                      <w:r>
+                        <w:rPr>
+                          <w:color w:val="0000FF"/>
+                          <w:spacing w:val="-2"/>
+                          <w:sz w:val="23"/>
+                          <w:u w:val="single" w:color="0000FF"/>
+                          <w:lang w:val="en-ZA"/>
+                        </w:rPr>
+                        <w:fldChar w:fldCharType="end"/>
+                      </w:r>
                       <w:r>
                         <w:rPr>
                           <w:color w:val="0000FF"/>
@@ -1937,26 +2250,66 @@
                         </w:rPr>
                         <w:t xml:space="preserve"> </w:t>
                       </w:r>
+                      <w:proofErr w:type="spellStart"/>
                       <w:r>
                         <w:rPr>
                           <w:b/>
                           <w:sz w:val="23"/>
                           <w:lang w:val="en-ZA"/>
                         </w:rPr>
-                        <w:t xml:space="preserve">Web: </w:t>
+                        <w:t>Web</w:t>
                       </w:r>
-                      <w:hyperlink r:id="rId11">
-                        <w:r>
-                          <w:rPr>
-                            <w:color w:val="0000FF"/>
-                            <w:spacing w:val="-2"/>
-                            <w:sz w:val="23"/>
-                            <w:u w:val="single" w:color="0000FF"/>
-                            <w:lang w:val="en-ZA"/>
-                          </w:rPr>
-                          <w:t>www.enicarthage.rnu.tn</w:t>
-                        </w:r>
-                      </w:hyperlink>
+                      <w:r>
+                        <w:rPr>
+                          <w:b/>
+                          <w:color w:val="FFFFFF" w:themeColor="background1"/>
+                          <w:sz w:val="12"/>
+                          <w:szCs w:val="12"/>
+                          <w:lang w:val="en-ZA"/>
+                        </w:rPr>
+                        <w:t>Ecole</w:t>
+                      </w:r>
+                      <w:proofErr w:type="spellEnd"/>
+                      <w:r>
+                        <w:rPr>
+                          <w:b/>
+                          <w:sz w:val="23"/>
+                          <w:lang w:val="en-ZA"/>
+                        </w:rPr>
+                        <w:t xml:space="preserve">: </w:t>
+                      </w:r>
+                      <w:r>
+                        <w:fldChar w:fldCharType="begin"/>
+                      </w:r>
+                      <w:r>
+                        <w:rPr>
+                          <w:lang w:val="en-ZA"/>
+                        </w:rPr>
+                        <w:instrText xml:space="preserve"> HYPERLINK "http://www.enicarthage.rnu.tn/" \h </w:instrText>
+                      </w:r>
+                      <w:r>
+                        <w:fldChar w:fldCharType="separate"/>
+                      </w:r>
+                      <w:r>
+                        <w:rPr>
+                          <w:color w:val="0000FF"/>
+                          <w:spacing w:val="-2"/>
+                          <w:sz w:val="23"/>
+                          <w:u w:val="single" w:color="0000FF"/>
+                          <w:lang w:val="en-ZA"/>
+                        </w:rPr>
+                        <w:t>www.enicarthage.rnu.tn</w:t>
+                      </w:r>
+                      <w:r>
+                        <w:rPr>
+                          <w:color w:val="0000FF"/>
+                          <w:spacing w:val="-2"/>
+                          <w:sz w:val="23"/>
+                          <w:u w:val="single" w:color="0000FF"/>
+                          <w:lang w:val="en-ZA"/>
+                        </w:rPr>
+                        <w:fldChar w:fldCharType="end"/>
+                      </w:r>
                     </w:p>
                     <w:p>
                       <w:pPr>
@@ -1969,6 +2322,7 @@
                           <w:sz w:val="23"/>
                         </w:rPr>
                       </w:pPr>
+                      <w:proofErr w:type="spellStart"/>
                       <w:r>
                         <w:rPr>
                           <w:b/>
@@ -1979,8 +2333,20 @@
                       <w:r>
                         <w:rPr>
                           <w:b/>
+                          <w:color w:val="FFFFFF" w:themeColor="background1"/>
+                          <w:sz w:val="8"/>
+                          <w:szCs w:val="8"/>
+                        </w:rPr>
+                        <w:t>Ecole</w:t>
+                      </w:r>
+                      <w:proofErr w:type="spellEnd"/>
+                      <w:r>
+                        <w:rPr>
+                          <w:b/>
+                          <w:color w:val="FFFFFF" w:themeColor="background1"/>
                           <w:spacing w:val="-1"/>
-                          <w:sz w:val="23"/>
+                          <w:sz w:val="12"/>
+                          <w:szCs w:val="12"/>
                         </w:rPr>
                         <w:t xml:space="preserve"> </w:t>
                       </w:r>
@@ -2062,13 +2428,31 @@
                         </w:rPr>
                         <w:tab/>
                       </w:r>
+                      <w:proofErr w:type="spellStart"/>
                       <w:r>
                         <w:rPr>
                           <w:b/>
                           <w:sz w:val="23"/>
                         </w:rPr>
-                        <w:t>Fax</w:t>
+                        <w:t>Fa</w:t>
                       </w:r>
+                      <w:r>
+                        <w:rPr>
+                          <w:b/>
+                          <w:sz w:val="23"/>
+                        </w:rPr>
+                        <w:t>x</w:t>
+                      </w:r>
+                      <w:r>
+                        <w:rPr>
+                          <w:b/>
+                          <w:color w:val="FFFFFF" w:themeColor="background1"/>
+                          <w:sz w:val="8"/>
+                          <w:szCs w:val="8"/>
+                        </w:rPr>
+                        <w:t>Ecole</w:t>
+                      </w:r>
+                      <w:proofErr w:type="spellEnd"/>
                       <w:r>
                         <w:rPr>
                           <w:b/>
@@ -2133,6 +2517,7 @@
         <w:spacing w:before="239"/>
         <w:ind w:left="283"/>
         <w:rPr>
+          <w:spacing w:val="-10"/>
           <w:sz w:val="23"/>
         </w:rPr>
       </w:pPr>
@@ -2211,561 +2596,74 @@
     </w:p>
     <w:p>
       <w:pPr>
-        <w:pStyle w:val="Corpsdetexte"/>
-        <w:spacing w:before="2"/>
-        <w:rPr>
-          <w:sz w:val="19"/>
+        <w:spacing w:before="239"/>
+        <w:ind w:left="283"/>
+        <w:rPr>
+          <w:spacing w:val="-10"/>
+          <w:sz w:val="23"/>
         </w:rPr>
       </w:pPr>
       <w:r>
         <w:rPr>
           <w:noProof/>
-          <w:sz w:val="19"/>
+          <w:spacing w:val="-10"/>
+          <w:sz w:val="23"/>
         </w:rPr>
         <mc:AlternateContent>
           <mc:Choice Requires="wps">
             <w:drawing>
-              <wp:anchor distT="0" distB="0" distL="0" distR="0" simplePos="0" relativeHeight="487588352" behindDoc="1" locked="0" layoutInCell="1" allowOverlap="1" wp14:anchorId="085AE666" wp14:editId="22459BC4">
+              <wp:anchor distT="0" distB="0" distL="114300" distR="114300" simplePos="0" relativeHeight="487590400" behindDoc="0" locked="0" layoutInCell="1" allowOverlap="1" wp14:anchorId="260EA2B0" wp14:editId="4C50D407">
                 <wp:simplePos x="0" y="0"/>
-                <wp:positionH relativeFrom="page">
-                  <wp:posOffset>647700</wp:posOffset>
+                <wp:positionH relativeFrom="column">
+                  <wp:posOffset>-44450</wp:posOffset>
                 </wp:positionH>
                 <wp:positionV relativeFrom="paragraph">
-                  <wp:posOffset>158827</wp:posOffset>
+                  <wp:posOffset>245745</wp:posOffset>
                 </wp:positionV>
-                <wp:extent cx="6265545" cy="1544320"/>
-                <wp:effectExtent l="0" t="0" r="0" b="0"/>
-                <wp:wrapTopAndBottom/>
-                <wp:docPr id="4" name="Textbox 4"/>
-                <wp:cNvGraphicFramePr>
-                  <a:graphicFrameLocks xmlns:a="http://schemas.openxmlformats.org/drawingml/2006/main"/>
-                </wp:cNvGraphicFramePr>
+                <wp:extent cx="6667500" cy="1647825"/>
+                <wp:effectExtent l="0" t="0" r="19050" b="28575"/>
+                <wp:wrapNone/>
+                <wp:docPr id="17" name="Rectangle 17"/>
+                <wp:cNvGraphicFramePr/>
                 <a:graphic xmlns:a="http://schemas.openxmlformats.org/drawingml/2006/main">
                   <a:graphicData uri="http://schemas.microsoft.com/office/word/2010/wordprocessingShape">
                     <wps:wsp>
-                      <wps:cNvSpPr txBox="1">
-                        <a:spLocks/>
-                      </wps:cNvSpPr>
+                      <wps:cNvSpPr/>
                       <wps:spPr>
                         <a:xfrm>
                           <a:off x="0" y="0"/>
-                          <a:ext cx="6265545" cy="1544320"/>
+                          <a:ext cx="6667500" cy="1647825"/>
                         </a:xfrm>
                         <a:prstGeom prst="rect">
                           <a:avLst/>
                         </a:prstGeom>
-                        <a:ln w="6095">
+                        <a:noFill/>
+                        <a:ln w="9525">
                           <a:solidFill>
-                            <a:srgbClr val="000000"/>
+                            <a:schemeClr val="tx1"/>
                           </a:solidFill>
-                          <a:prstDash val="solid"/>
                         </a:ln>
                       </wps:spPr>
-                      <wps:txbx>
-                        <w:txbxContent>
-                          <w:p>
-                            <w:pPr>
-                              <w:spacing w:before="13" w:line="360" w:lineRule="auto"/>
-                              <w:ind w:left="108" w:right="131"/>
-                              <w:jc w:val="both"/>
-                              <w:rPr>
-                                <w:sz w:val="23"/>
-                              </w:rPr>
-                            </w:pPr>
-                            <w:r>
-                              <w:rPr>
-                                <w:b/>
-                                <w:sz w:val="23"/>
-                              </w:rPr>
-                              <w:t>Dénomination</w:t>
-                            </w:r>
-                            <w:r>
-                              <w:rPr>
-                                <w:b/>
-                                <w:spacing w:val="-11"/>
-                                <w:sz w:val="23"/>
-                              </w:rPr>
-                              <w:t xml:space="preserve"> </w:t>
-                            </w:r>
-                            <w:r>
-                              <w:rPr>
-                                <w:b/>
-                                <w:sz w:val="23"/>
-                              </w:rPr>
-                              <w:t>sociale</w:t>
-                            </w:r>
-                            <w:proofErr w:type="gramStart"/>
-                            <w:r>
-                              <w:rPr>
-                                <w:b/>
-                                <w:spacing w:val="-8"/>
-                                <w:sz w:val="23"/>
-                              </w:rPr>
-                              <w:t xml:space="preserve"> </w:t>
-                            </w:r>
-                            <w:r>
-                              <w:rPr>
-                                <w:b/>
-                                <w:sz w:val="23"/>
-                              </w:rPr>
-                              <w:t>:</w:t>
-                            </w:r>
-                            <w:r>
-                              <w:rPr>
-                                <w:color w:val="999999"/>
-                                <w:sz w:val="23"/>
-                              </w:rPr>
-                              <w:t>…</w:t>
-                            </w:r>
-                            <w:proofErr w:type="gramEnd"/>
-                            <w:r>
-                              <w:rPr>
-                                <w:color w:val="999999"/>
-                                <w:sz w:val="23"/>
-                              </w:rPr>
-                              <w:t xml:space="preserve">………………………………………………………………………………… </w:t>
-                            </w:r>
-                            <w:r>
-                              <w:rPr>
-                                <w:b/>
-                                <w:sz w:val="23"/>
-                              </w:rPr>
-                              <w:t>Adresse</w:t>
-                            </w:r>
-                            <w:r>
-                              <w:rPr>
-                                <w:b/>
-                                <w:spacing w:val="-15"/>
-                                <w:sz w:val="23"/>
-                              </w:rPr>
-                              <w:t xml:space="preserve"> </w:t>
-                            </w:r>
-                            <w:r>
-                              <w:rPr>
-                                <w:b/>
-                                <w:sz w:val="23"/>
-                              </w:rPr>
-                              <w:t>:</w:t>
-                            </w:r>
-                            <w:r>
-                              <w:rPr>
-                                <w:color w:val="999999"/>
-                                <w:sz w:val="23"/>
-                              </w:rPr>
-                              <w:t xml:space="preserve">………….………….……………………………………………………………………………. </w:t>
-                            </w:r>
-                            <w:r>
-                              <w:rPr>
-                                <w:b/>
-                                <w:sz w:val="23"/>
-                              </w:rPr>
-                              <w:t>Représenté</w:t>
-                            </w:r>
-                            <w:r>
-                              <w:rPr>
-                                <w:b/>
-                                <w:spacing w:val="-3"/>
-                                <w:sz w:val="23"/>
-                              </w:rPr>
-                              <w:t xml:space="preserve"> </w:t>
-                            </w:r>
-                            <w:r>
-                              <w:rPr>
-                                <w:b/>
-                                <w:sz w:val="23"/>
-                              </w:rPr>
-                              <w:t>par</w:t>
-                            </w:r>
-                            <w:r>
-                              <w:rPr>
-                                <w:b/>
-                                <w:spacing w:val="-4"/>
-                                <w:sz w:val="23"/>
-                              </w:rPr>
-                              <w:t xml:space="preserve"> </w:t>
-                            </w:r>
-                            <w:r>
-                              <w:rPr>
-                                <w:b/>
-                                <w:sz w:val="23"/>
-                              </w:rPr>
-                              <w:t>:</w:t>
-                            </w:r>
-                            <w:r>
-                              <w:rPr>
-                                <w:b/>
-                                <w:spacing w:val="-4"/>
-                                <w:sz w:val="23"/>
-                              </w:rPr>
-                              <w:t xml:space="preserve"> </w:t>
-                            </w:r>
-                            <w:r>
-                              <w:rPr>
-                                <w:color w:val="999999"/>
-                                <w:sz w:val="23"/>
-                              </w:rPr>
-                              <w:t>……………………………</w:t>
-                            </w:r>
-                            <w:proofErr w:type="gramStart"/>
-                            <w:r>
-                              <w:rPr>
-                                <w:color w:val="999999"/>
-                                <w:sz w:val="23"/>
-                              </w:rPr>
-                              <w:t>…….</w:t>
-                            </w:r>
-                            <w:proofErr w:type="gramEnd"/>
-                            <w:r>
-                              <w:rPr>
-                                <w:color w:val="999999"/>
-                                <w:sz w:val="23"/>
-                              </w:rPr>
-                              <w:t>.</w:t>
-                            </w:r>
-                            <w:r>
-                              <w:rPr>
-                                <w:color w:val="999999"/>
-                                <w:spacing w:val="40"/>
-                                <w:sz w:val="23"/>
-                              </w:rPr>
-                              <w:t xml:space="preserve"> </w:t>
-                            </w:r>
-                            <w:r>
-                              <w:rPr>
-                                <w:b/>
-                                <w:sz w:val="23"/>
-                              </w:rPr>
-                              <w:t>En</w:t>
-                            </w:r>
-                            <w:r>
-                              <w:rPr>
-                                <w:b/>
-                                <w:spacing w:val="-5"/>
-                                <w:sz w:val="23"/>
-                              </w:rPr>
-                              <w:t xml:space="preserve"> </w:t>
-                            </w:r>
-                            <w:r>
-                              <w:rPr>
-                                <w:b/>
-                                <w:sz w:val="23"/>
-                              </w:rPr>
-                              <w:t>qualité</w:t>
-                            </w:r>
-                            <w:r>
-                              <w:rPr>
-                                <w:b/>
-                                <w:spacing w:val="-4"/>
-                                <w:sz w:val="23"/>
-                              </w:rPr>
-                              <w:t xml:space="preserve"> </w:t>
-                            </w:r>
-                            <w:r>
-                              <w:rPr>
-                                <w:b/>
-                                <w:sz w:val="23"/>
-                              </w:rPr>
-                              <w:t>de</w:t>
-                            </w:r>
-                            <w:r>
-                              <w:rPr>
-                                <w:b/>
-                                <w:spacing w:val="-3"/>
-                                <w:sz w:val="23"/>
-                              </w:rPr>
-                              <w:t xml:space="preserve"> </w:t>
-                            </w:r>
-                            <w:r>
-                              <w:rPr>
-                                <w:b/>
-                                <w:sz w:val="23"/>
-                              </w:rPr>
-                              <w:t>:</w:t>
-                            </w:r>
-                            <w:r>
-                              <w:rPr>
-                                <w:b/>
-                                <w:spacing w:val="-4"/>
-                                <w:sz w:val="23"/>
-                              </w:rPr>
-                              <w:t xml:space="preserve"> </w:t>
-                            </w:r>
-                            <w:r>
-                              <w:rPr>
-                                <w:color w:val="999999"/>
-                                <w:sz w:val="23"/>
-                              </w:rPr>
-                              <w:t xml:space="preserve">…...……………………………… </w:t>
-                            </w:r>
-                            <w:r>
-                              <w:rPr>
-                                <w:b/>
-                                <w:sz w:val="23"/>
-                              </w:rPr>
-                              <w:t>Domaine</w:t>
-                            </w:r>
-                            <w:r>
-                              <w:rPr>
-                                <w:b/>
-                                <w:spacing w:val="-15"/>
-                                <w:sz w:val="23"/>
-                              </w:rPr>
-                              <w:t xml:space="preserve"> </w:t>
-                            </w:r>
-                            <w:r>
-                              <w:rPr>
-                                <w:b/>
-                                <w:sz w:val="23"/>
-                              </w:rPr>
-                              <w:t>d’activités</w:t>
-                            </w:r>
-                            <w:proofErr w:type="gramStart"/>
-                            <w:r>
-                              <w:rPr>
-                                <w:b/>
-                                <w:spacing w:val="-14"/>
-                                <w:sz w:val="23"/>
-                              </w:rPr>
-                              <w:t xml:space="preserve"> </w:t>
-                            </w:r>
-                            <w:r>
-                              <w:rPr>
-                                <w:b/>
-                                <w:sz w:val="23"/>
-                              </w:rPr>
-                              <w:t>:</w:t>
-                            </w:r>
-                            <w:r>
-                              <w:rPr>
-                                <w:color w:val="999999"/>
-                                <w:sz w:val="23"/>
-                              </w:rPr>
-                              <w:t>…</w:t>
-                            </w:r>
-                            <w:proofErr w:type="gramEnd"/>
-                            <w:r>
-                              <w:rPr>
-                                <w:color w:val="999999"/>
-                                <w:sz w:val="23"/>
-                              </w:rPr>
-                              <w:t xml:space="preserve">……….………….………………………………………………………………. </w:t>
-                            </w:r>
-                            <w:r>
-                              <w:rPr>
-                                <w:b/>
-                                <w:sz w:val="23"/>
-                              </w:rPr>
-                              <w:t>N°</w:t>
-                            </w:r>
-                            <w:r>
-                              <w:rPr>
-                                <w:b/>
-                                <w:spacing w:val="-5"/>
-                                <w:sz w:val="23"/>
-                              </w:rPr>
-                              <w:t xml:space="preserve"> </w:t>
-                            </w:r>
-                            <w:r>
-                              <w:rPr>
-                                <w:b/>
-                                <w:sz w:val="23"/>
-                              </w:rPr>
-                              <w:t>téléphone</w:t>
-                            </w:r>
-                            <w:r>
-                              <w:rPr>
-                                <w:b/>
-                                <w:spacing w:val="-4"/>
-                                <w:sz w:val="23"/>
-                              </w:rPr>
-                              <w:t xml:space="preserve"> </w:t>
-                            </w:r>
-                            <w:r>
-                              <w:rPr>
-                                <w:b/>
-                                <w:sz w:val="23"/>
-                              </w:rPr>
-                              <w:t>:</w:t>
-                            </w:r>
-                            <w:r>
-                              <w:rPr>
-                                <w:b/>
-                                <w:spacing w:val="-4"/>
-                                <w:sz w:val="23"/>
-                              </w:rPr>
-                              <w:t xml:space="preserve"> </w:t>
-                            </w:r>
-                            <w:r>
-                              <w:rPr>
-                                <w:color w:val="999999"/>
-                                <w:sz w:val="23"/>
-                              </w:rPr>
-                              <w:t>…………………………</w:t>
-                            </w:r>
-                            <w:proofErr w:type="gramStart"/>
-                            <w:r>
-                              <w:rPr>
-                                <w:color w:val="999999"/>
-                                <w:sz w:val="23"/>
-                              </w:rPr>
-                              <w:t>…….</w:t>
-                            </w:r>
-                            <w:proofErr w:type="gramEnd"/>
-                            <w:r>
-                              <w:rPr>
-                                <w:color w:val="999999"/>
-                                <w:sz w:val="23"/>
-                              </w:rPr>
-                              <w:t>……...</w:t>
-                            </w:r>
-                            <w:r>
-                              <w:rPr>
-                                <w:color w:val="999999"/>
-                                <w:spacing w:val="-9"/>
-                                <w:sz w:val="23"/>
-                              </w:rPr>
-                              <w:t xml:space="preserve"> </w:t>
-                            </w:r>
-                            <w:r>
-                              <w:rPr>
-                                <w:b/>
-                                <w:sz w:val="23"/>
-                              </w:rPr>
-                              <w:t>Fax</w:t>
-                            </w:r>
-                            <w:r>
-                              <w:rPr>
-                                <w:b/>
-                                <w:spacing w:val="-3"/>
-                                <w:sz w:val="23"/>
-                              </w:rPr>
-                              <w:t xml:space="preserve"> </w:t>
-                            </w:r>
-                            <w:r>
-                              <w:rPr>
-                                <w:b/>
-                                <w:sz w:val="23"/>
-                              </w:rPr>
-                              <w:t>:</w:t>
-                            </w:r>
-                            <w:r>
-                              <w:rPr>
-                                <w:b/>
-                                <w:spacing w:val="-4"/>
-                                <w:sz w:val="23"/>
-                              </w:rPr>
-                              <w:t xml:space="preserve"> </w:t>
-                            </w:r>
-                            <w:r>
-                              <w:rPr>
-                                <w:color w:val="999999"/>
-                                <w:sz w:val="23"/>
-                              </w:rPr>
-                              <w:t xml:space="preserve">…………………………………………....... </w:t>
-                            </w:r>
-                            <w:r>
-                              <w:rPr>
-                                <w:b/>
-                                <w:sz w:val="23"/>
-                              </w:rPr>
-                              <w:t>E-mail :</w:t>
-                            </w:r>
-                            <w:r>
-                              <w:rPr>
-                                <w:b/>
-                                <w:spacing w:val="-1"/>
-                                <w:sz w:val="23"/>
-                              </w:rPr>
-                              <w:t xml:space="preserve"> </w:t>
-                            </w:r>
-                            <w:r>
-                              <w:rPr>
-                                <w:color w:val="999999"/>
-                                <w:sz w:val="23"/>
-                              </w:rPr>
-                              <w:t>………………………………………</w:t>
-                            </w:r>
-                            <w:proofErr w:type="gramStart"/>
-                            <w:r>
-                              <w:rPr>
-                                <w:color w:val="999999"/>
-                                <w:sz w:val="23"/>
-                              </w:rPr>
-                              <w:t>…….</w:t>
-                            </w:r>
-                            <w:proofErr w:type="gramEnd"/>
-                            <w:r>
-                              <w:rPr>
-                                <w:color w:val="999999"/>
-                                <w:sz w:val="23"/>
-                              </w:rPr>
-                              <w:t>.</w:t>
-                            </w:r>
-                            <w:r>
-                              <w:rPr>
-                                <w:color w:val="999999"/>
-                                <w:spacing w:val="-1"/>
-                                <w:sz w:val="23"/>
-                              </w:rPr>
-                              <w:t xml:space="preserve"> </w:t>
-                            </w:r>
-                            <w:r>
-                              <w:rPr>
-                                <w:b/>
-                                <w:sz w:val="23"/>
-                              </w:rPr>
-                              <w:t>Site</w:t>
-                            </w:r>
-                            <w:r>
-                              <w:rPr>
-                                <w:b/>
-                                <w:spacing w:val="-1"/>
-                                <w:sz w:val="23"/>
-                              </w:rPr>
-                              <w:t xml:space="preserve"> </w:t>
-                            </w:r>
-                            <w:r>
-                              <w:rPr>
-                                <w:b/>
-                                <w:sz w:val="23"/>
-                              </w:rPr>
-                              <w:t>Web</w:t>
-                            </w:r>
-                            <w:proofErr w:type="gramStart"/>
-                            <w:r>
-                              <w:rPr>
-                                <w:b/>
-                                <w:spacing w:val="-2"/>
-                                <w:sz w:val="23"/>
-                              </w:rPr>
-                              <w:t xml:space="preserve"> </w:t>
-                            </w:r>
-                            <w:r>
-                              <w:rPr>
-                                <w:b/>
-                                <w:sz w:val="23"/>
-                              </w:rPr>
-                              <w:t>:</w:t>
-                            </w:r>
-                            <w:r>
-                              <w:rPr>
-                                <w:color w:val="999999"/>
-                                <w:sz w:val="23"/>
-                              </w:rPr>
-                              <w:t>…</w:t>
-                            </w:r>
-                            <w:proofErr w:type="gramEnd"/>
-                            <w:r>
-                              <w:rPr>
-                                <w:color w:val="999999"/>
-                                <w:sz w:val="23"/>
-                              </w:rPr>
-                              <w:t>...........……………….……………...</w:t>
-                            </w:r>
-                          </w:p>
-                        </w:txbxContent>
-                      </wps:txbx>
-                      <wps:bodyPr wrap="square" lIns="0" tIns="0" rIns="0" bIns="0" rtlCol="0">
+                      <wps:style>
+                        <a:lnRef idx="2">
+                          <a:schemeClr val="accent1">
+                            <a:shade val="50000"/>
+                          </a:schemeClr>
+                        </a:lnRef>
+                        <a:fillRef idx="1">
+                          <a:schemeClr val="accent1"/>
+                        </a:fillRef>
+                        <a:effectRef idx="0">
+                          <a:schemeClr val="accent1"/>
+                        </a:effectRef>
+                        <a:fontRef idx="minor">
+                          <a:schemeClr val="lt1"/>
+                        </a:fontRef>
+                      </wps:style>
+                      <wps:bodyPr rot="0" spcFirstLastPara="0" vertOverflow="overflow" horzOverflow="overflow" vert="horz" wrap="square" lIns="91440" tIns="45720" rIns="91440" bIns="45720" numCol="1" spcCol="0" rtlCol="0" fromWordArt="0" anchor="ctr" anchorCtr="0" forceAA="0" compatLnSpc="1">
+                        <a:prstTxWarp prst="textNoShape">
+                          <a:avLst/>
+                        </a:prstTxWarp>
                         <a:noAutofit/>
                       </wps:bodyPr>
                     </wps:wsp>
@@ -2776,517 +2674,518 @@
           </mc:Choice>
           <mc:Fallback>
             <w:pict>
-              <v:shape w14:anchorId="085AE666" id="Textbox 4" o:spid="_x0000_s1027" type="#_x0000_t202" style="position:absolute;margin-left:51pt;margin-top:12.5pt;width:493.35pt;height:121.6pt;z-index:-15728128;visibility:visible;mso-wrap-style:square;mso-wrap-distance-left:0;mso-wrap-distance-top:0;mso-wrap-distance-right:0;mso-wrap-distance-bottom:0;mso-position-horizontal:absolute;mso-position-horizontal-relative:page;mso-position-vertical:absolute;mso-position-vertical-relative:text;v-text-anchor:top" o:gfxdata="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" filled="f" strokeweight=".16931mm">
-                <v:path arrowok="t"/>
-                <v:textbox inset="0,0,0,0">
-                  <w:txbxContent>
-                    <w:p>
-                      <w:pPr>
-                        <w:spacing w:before="13" w:line="360" w:lineRule="auto"/>
-                        <w:ind w:left="108" w:right="131"/>
-                        <w:jc w:val="both"/>
-                        <w:rPr>
-                          <w:sz w:val="23"/>
-                        </w:rPr>
-                      </w:pPr>
-                      <w:r>
-                        <w:rPr>
-                          <w:b/>
-                          <w:sz w:val="23"/>
-                        </w:rPr>
-                        <w:t>Dénomination</w:t>
-                      </w:r>
-                      <w:r>
-                        <w:rPr>
-                          <w:b/>
-                          <w:spacing w:val="-11"/>
-                          <w:sz w:val="23"/>
-                        </w:rPr>
-                        <w:t xml:space="preserve"> </w:t>
-                      </w:r>
-                      <w:r>
-                        <w:rPr>
-                          <w:b/>
-                          <w:sz w:val="23"/>
-                        </w:rPr>
-                        <w:t>sociale</w:t>
-                      </w:r>
-                      <w:proofErr w:type="gramStart"/>
-                      <w:r>
-                        <w:rPr>
-                          <w:b/>
-                          <w:spacing w:val="-8"/>
-                          <w:sz w:val="23"/>
-                        </w:rPr>
-                        <w:t xml:space="preserve"> </w:t>
-                      </w:r>
-                      <w:r>
-                        <w:rPr>
-                          <w:b/>
-                          <w:sz w:val="23"/>
-                        </w:rPr>
-                        <w:t>:</w:t>
-                      </w:r>
-                      <w:r>
-                        <w:rPr>
-                          <w:color w:val="999999"/>
-                          <w:sz w:val="23"/>
-                        </w:rPr>
-                        <w:t>…</w:t>
-                      </w:r>
-                      <w:proofErr w:type="gramEnd"/>
-                      <w:r>
-                        <w:rPr>
-                          <w:color w:val="999999"/>
-                          <w:sz w:val="23"/>
-                        </w:rPr>
-                        <w:t xml:space="preserve">………………………………………………………………………………… </w:t>
-                      </w:r>
-                      <w:r>
-                        <w:rPr>
-                          <w:b/>
-                          <w:sz w:val="23"/>
-                        </w:rPr>
-                        <w:t>Adresse</w:t>
-                      </w:r>
-                      <w:r>
-                        <w:rPr>
-                          <w:b/>
-                          <w:spacing w:val="-15"/>
-                          <w:sz w:val="23"/>
-                        </w:rPr>
-                        <w:t xml:space="preserve"> </w:t>
-                      </w:r>
-                      <w:r>
-                        <w:rPr>
-                          <w:b/>
-                          <w:sz w:val="23"/>
-                        </w:rPr>
-                        <w:t>:</w:t>
-                      </w:r>
-                      <w:r>
-                        <w:rPr>
-                          <w:color w:val="999999"/>
-                          <w:sz w:val="23"/>
-                        </w:rPr>
-                        <w:t xml:space="preserve">………….………….……………………………………………………………………………. </w:t>
-                      </w:r>
-                      <w:r>
-                        <w:rPr>
-                          <w:b/>
-                          <w:sz w:val="23"/>
-                        </w:rPr>
-                        <w:t>Représenté</w:t>
-                      </w:r>
-                      <w:r>
-                        <w:rPr>
-                          <w:b/>
-                          <w:spacing w:val="-3"/>
-                          <w:sz w:val="23"/>
-                        </w:rPr>
-                        <w:t xml:space="preserve"> </w:t>
-                      </w:r>
-                      <w:r>
-                        <w:rPr>
-                          <w:b/>
-                          <w:sz w:val="23"/>
-                        </w:rPr>
-                        <w:t>par</w:t>
-                      </w:r>
-                      <w:r>
-                        <w:rPr>
-                          <w:b/>
-                          <w:spacing w:val="-4"/>
-                          <w:sz w:val="23"/>
-                        </w:rPr>
-                        <w:t xml:space="preserve"> </w:t>
-                      </w:r>
-                      <w:r>
-                        <w:rPr>
-                          <w:b/>
-                          <w:sz w:val="23"/>
-                        </w:rPr>
-                        <w:t>:</w:t>
-                      </w:r>
-                      <w:r>
-                        <w:rPr>
-                          <w:b/>
-                          <w:spacing w:val="-4"/>
-                          <w:sz w:val="23"/>
-                        </w:rPr>
-                        <w:t xml:space="preserve"> </w:t>
-                      </w:r>
-                      <w:r>
-                        <w:rPr>
-                          <w:color w:val="999999"/>
-                          <w:sz w:val="23"/>
-                        </w:rPr>
-                        <w:t>……………………………</w:t>
-                      </w:r>
-                      <w:proofErr w:type="gramStart"/>
-                      <w:r>
-                        <w:rPr>
-                          <w:color w:val="999999"/>
-                          <w:sz w:val="23"/>
-                        </w:rPr>
-                        <w:t>…….</w:t>
-                      </w:r>
-                      <w:proofErr w:type="gramEnd"/>
-                      <w:r>
-                        <w:rPr>
-                          <w:color w:val="999999"/>
-                          <w:sz w:val="23"/>
-                        </w:rPr>
-                        <w:t>.</w:t>
-                      </w:r>
-                      <w:r>
-                        <w:rPr>
-                          <w:color w:val="999999"/>
-                          <w:spacing w:val="40"/>
-                          <w:sz w:val="23"/>
-                        </w:rPr>
-                        <w:t xml:space="preserve"> </w:t>
-                      </w:r>
-                      <w:r>
-                        <w:rPr>
-                          <w:b/>
-                          <w:sz w:val="23"/>
-                        </w:rPr>
-                        <w:t>En</w:t>
-                      </w:r>
-                      <w:r>
-                        <w:rPr>
-                          <w:b/>
-                          <w:spacing w:val="-5"/>
-                          <w:sz w:val="23"/>
-                        </w:rPr>
-                        <w:t xml:space="preserve"> </w:t>
-                      </w:r>
-                      <w:r>
-                        <w:rPr>
-                          <w:b/>
-                          <w:sz w:val="23"/>
-                        </w:rPr>
-                        <w:t>qualité</w:t>
-                      </w:r>
-                      <w:r>
-                        <w:rPr>
-                          <w:b/>
-                          <w:spacing w:val="-4"/>
-                          <w:sz w:val="23"/>
-                        </w:rPr>
-                        <w:t xml:space="preserve"> </w:t>
-                      </w:r>
-                      <w:r>
-                        <w:rPr>
-                          <w:b/>
-                          <w:sz w:val="23"/>
-                        </w:rPr>
-                        <w:t>de</w:t>
-                      </w:r>
-                      <w:r>
-                        <w:rPr>
-                          <w:b/>
-                          <w:spacing w:val="-3"/>
-                          <w:sz w:val="23"/>
-                        </w:rPr>
-                        <w:t xml:space="preserve"> </w:t>
-                      </w:r>
-                      <w:r>
-                        <w:rPr>
-                          <w:b/>
-                          <w:sz w:val="23"/>
-                        </w:rPr>
-                        <w:t>:</w:t>
-                      </w:r>
-                      <w:r>
-                        <w:rPr>
-                          <w:b/>
-                          <w:spacing w:val="-4"/>
-                          <w:sz w:val="23"/>
-                        </w:rPr>
-                        <w:t xml:space="preserve"> </w:t>
-                      </w:r>
-                      <w:r>
-                        <w:rPr>
-                          <w:color w:val="999999"/>
-                          <w:sz w:val="23"/>
-                        </w:rPr>
-                        <w:t xml:space="preserve">…...……………………………… </w:t>
-                      </w:r>
-                      <w:r>
-                        <w:rPr>
-                          <w:b/>
-                          <w:sz w:val="23"/>
-                        </w:rPr>
-                        <w:t>Domaine</w:t>
-                      </w:r>
-                      <w:r>
-                        <w:rPr>
-                          <w:b/>
-                          <w:spacing w:val="-15"/>
-                          <w:sz w:val="23"/>
-                        </w:rPr>
-                        <w:t xml:space="preserve"> </w:t>
-                      </w:r>
-                      <w:r>
-                        <w:rPr>
-                          <w:b/>
-                          <w:sz w:val="23"/>
-                        </w:rPr>
-                        <w:t>d’activités</w:t>
-                      </w:r>
-                      <w:proofErr w:type="gramStart"/>
-                      <w:r>
-                        <w:rPr>
-                          <w:b/>
-                          <w:spacing w:val="-14"/>
-                          <w:sz w:val="23"/>
-                        </w:rPr>
-                        <w:t xml:space="preserve"> </w:t>
-                      </w:r>
-                      <w:r>
-                        <w:rPr>
-                          <w:b/>
-                          <w:sz w:val="23"/>
-                        </w:rPr>
-                        <w:t>:</w:t>
-                      </w:r>
-                      <w:r>
-                        <w:rPr>
-                          <w:color w:val="999999"/>
-                          <w:sz w:val="23"/>
-                        </w:rPr>
-                        <w:t>…</w:t>
-                      </w:r>
-                      <w:proofErr w:type="gramEnd"/>
-                      <w:r>
-                        <w:rPr>
-                          <w:color w:val="999999"/>
-                          <w:sz w:val="23"/>
-                        </w:rPr>
-                        <w:t xml:space="preserve">……….………….………………………………………………………………. </w:t>
-                      </w:r>
-                      <w:r>
-                        <w:rPr>
-                          <w:b/>
-                          <w:sz w:val="23"/>
-                        </w:rPr>
-                        <w:t>N°</w:t>
-                      </w:r>
-                      <w:r>
-                        <w:rPr>
-                          <w:b/>
-                          <w:spacing w:val="-5"/>
-                          <w:sz w:val="23"/>
-                        </w:rPr>
-                        <w:t xml:space="preserve"> </w:t>
-                      </w:r>
-                      <w:r>
-                        <w:rPr>
-                          <w:b/>
-                          <w:sz w:val="23"/>
-                        </w:rPr>
-                        <w:t>téléphone</w:t>
-                      </w:r>
-                      <w:r>
-                        <w:rPr>
-                          <w:b/>
-                          <w:spacing w:val="-4"/>
-                          <w:sz w:val="23"/>
-                        </w:rPr>
-                        <w:t xml:space="preserve"> </w:t>
-                      </w:r>
-                      <w:r>
-                        <w:rPr>
-                          <w:b/>
-                          <w:sz w:val="23"/>
-                        </w:rPr>
-                        <w:t>:</w:t>
-                      </w:r>
-                      <w:r>
-                        <w:rPr>
-                          <w:b/>
-                          <w:spacing w:val="-4"/>
-                          <w:sz w:val="23"/>
-                        </w:rPr>
-                        <w:t xml:space="preserve"> </w:t>
-                      </w:r>
-                      <w:r>
-                        <w:rPr>
-                          <w:color w:val="999999"/>
-                          <w:sz w:val="23"/>
-                        </w:rPr>
-                        <w:t>…………………………</w:t>
-                      </w:r>
-                      <w:proofErr w:type="gramStart"/>
-                      <w:r>
-                        <w:rPr>
-                          <w:color w:val="999999"/>
-                          <w:sz w:val="23"/>
-                        </w:rPr>
-                        <w:t>…….</w:t>
-                      </w:r>
-                      <w:proofErr w:type="gramEnd"/>
-                      <w:r>
-                        <w:rPr>
-                          <w:color w:val="999999"/>
-                          <w:sz w:val="23"/>
-                        </w:rPr>
-                        <w:t>……...</w:t>
-                      </w:r>
-                      <w:r>
-                        <w:rPr>
-                          <w:color w:val="999999"/>
-                          <w:spacing w:val="-9"/>
-                          <w:sz w:val="23"/>
-                        </w:rPr>
-                        <w:t xml:space="preserve"> </w:t>
-                      </w:r>
-                      <w:r>
-                        <w:rPr>
-                          <w:b/>
-                          <w:sz w:val="23"/>
-                        </w:rPr>
-                        <w:t>Fax</w:t>
-                      </w:r>
-                      <w:r>
-                        <w:rPr>
-                          <w:b/>
-                          <w:spacing w:val="-3"/>
-                          <w:sz w:val="23"/>
-                        </w:rPr>
-                        <w:t xml:space="preserve"> </w:t>
-                      </w:r>
-                      <w:r>
-                        <w:rPr>
-                          <w:b/>
-                          <w:sz w:val="23"/>
-                        </w:rPr>
-                        <w:t>:</w:t>
-                      </w:r>
-                      <w:r>
-                        <w:rPr>
-                          <w:b/>
-                          <w:spacing w:val="-4"/>
-                          <w:sz w:val="23"/>
-                        </w:rPr>
-                        <w:t xml:space="preserve"> </w:t>
-                      </w:r>
-                      <w:r>
-                        <w:rPr>
-                          <w:color w:val="999999"/>
-                          <w:sz w:val="23"/>
-                        </w:rPr>
-                        <w:t xml:space="preserve">…………………………………………....... </w:t>
-                      </w:r>
-                      <w:r>
-                        <w:rPr>
-                          <w:b/>
-                          <w:sz w:val="23"/>
-                        </w:rPr>
-                        <w:t>E-mail :</w:t>
-                      </w:r>
-                      <w:r>
-                        <w:rPr>
-                          <w:b/>
-                          <w:spacing w:val="-1"/>
-                          <w:sz w:val="23"/>
-                        </w:rPr>
-                        <w:t xml:space="preserve"> </w:t>
-                      </w:r>
-                      <w:r>
-                        <w:rPr>
-                          <w:color w:val="999999"/>
-                          <w:sz w:val="23"/>
-                        </w:rPr>
-                        <w:t>………………………………………</w:t>
-                      </w:r>
-                      <w:proofErr w:type="gramStart"/>
-                      <w:r>
-                        <w:rPr>
-                          <w:color w:val="999999"/>
-                          <w:sz w:val="23"/>
-                        </w:rPr>
-                        <w:t>…….</w:t>
-                      </w:r>
-                      <w:proofErr w:type="gramEnd"/>
-                      <w:r>
-                        <w:rPr>
-                          <w:color w:val="999999"/>
-                          <w:sz w:val="23"/>
-                        </w:rPr>
-                        <w:t>.</w:t>
-                      </w:r>
-                      <w:r>
-                        <w:rPr>
-                          <w:color w:val="999999"/>
-                          <w:spacing w:val="-1"/>
-                          <w:sz w:val="23"/>
-                        </w:rPr>
-                        <w:t xml:space="preserve"> </w:t>
-                      </w:r>
-                      <w:r>
-                        <w:rPr>
-                          <w:b/>
-                          <w:sz w:val="23"/>
-                        </w:rPr>
-                        <w:t>Site</w:t>
-                      </w:r>
-                      <w:r>
-                        <w:rPr>
-                          <w:b/>
-                          <w:spacing w:val="-1"/>
-                          <w:sz w:val="23"/>
-                        </w:rPr>
-                        <w:t xml:space="preserve"> </w:t>
-                      </w:r>
-                      <w:r>
-                        <w:rPr>
-                          <w:b/>
-                          <w:sz w:val="23"/>
-                        </w:rPr>
-                        <w:t>Web</w:t>
-                      </w:r>
-                      <w:proofErr w:type="gramStart"/>
-                      <w:r>
-                        <w:rPr>
-                          <w:b/>
-                          <w:spacing w:val="-2"/>
-                          <w:sz w:val="23"/>
-                        </w:rPr>
-                        <w:t xml:space="preserve"> </w:t>
-                      </w:r>
-                      <w:r>
-                        <w:rPr>
-                          <w:b/>
-                          <w:sz w:val="23"/>
-                        </w:rPr>
-                        <w:t>:</w:t>
-                      </w:r>
-                      <w:r>
-                        <w:rPr>
-                          <w:color w:val="999999"/>
-                          <w:sz w:val="23"/>
-                        </w:rPr>
-                        <w:t>…</w:t>
-                      </w:r>
-                      <w:proofErr w:type="gramEnd"/>
-                      <w:r>
-                        <w:rPr>
-                          <w:color w:val="999999"/>
-                          <w:sz w:val="23"/>
-                        </w:rPr>
-                        <w:t>...........……………….……………...</w:t>
-                      </w:r>
-                    </w:p>
-                  </w:txbxContent>
-                </v:textbox>
-                <w10:wrap type="topAndBottom" anchorx="page"/>
-              </v:shape>
+              <v:rect w14:anchorId="5D5A901C" id="Rectangle 17" o:spid="_x0000_s1026" style="position:absolute;margin-left:-3.5pt;margin-top:19.35pt;width:525pt;height:129.75pt;z-index:487590400;visibility:visible;mso-wrap-style:square;mso-wrap-distance-left:9pt;mso-wrap-distance-top:0;mso-wrap-distance-right:9pt;mso-wrap-distance-bottom:0;mso-position-horizontal:absolute;mso-position-horizontal-relative:text;mso-position-vertical:absolute;mso-position-vertical-relative:text;v-text-anchor:middle" o:gfxdata="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" filled="f" strokecolor="black [3213]"/>
             </w:pict>
           </mc:Fallback>
         </mc:AlternateContent>
+      </w:r>
+    </w:p>
+    <w:p>
+      <w:pPr>
+        <w:spacing w:before="13" w:line="360" w:lineRule="auto"/>
+        <w:ind w:left="108" w:right="131"/>
+        <w:jc w:val="both"/>
+        <w:rPr>
+          <w:color w:val="999999"/>
+          <w:sz w:val="23"/>
+        </w:rPr>
+      </w:pPr>
+      <w:r>
+        <w:rPr>
+          <w:b/>
+          <w:sz w:val="23"/>
+        </w:rPr>
+        <w:t>Dénomination</w:t>
+      </w:r>
+      <w:r>
+        <w:rPr>
+          <w:b/>
+          <w:spacing w:val="-11"/>
+          <w:sz w:val="23"/>
+        </w:rPr>
+        <w:t xml:space="preserve"> </w:t>
+      </w:r>
+      <w:r>
+        <w:rPr>
+          <w:b/>
+          <w:sz w:val="23"/>
+        </w:rPr>
+        <w:t>sociale</w:t>
+      </w:r>
+      <w:r>
+        <w:rPr>
+          <w:b/>
+          <w:spacing w:val="-8"/>
+          <w:sz w:val="23"/>
+        </w:rPr>
+        <w:t xml:space="preserve"> </w:t>
+      </w:r>
+      <w:r>
+        <w:rPr>
+          <w:b/>
+          <w:sz w:val="23"/>
+        </w:rPr>
+        <w:t>:</w:t>
+      </w:r>
+    </w:p>
+    <w:p>
+      <w:pPr>
+        <w:spacing w:before="13" w:line="360" w:lineRule="auto"/>
+        <w:ind w:left="108" w:right="131"/>
+        <w:jc w:val="both"/>
+        <w:rPr>
+          <w:b/>
+          <w:sz w:val="23"/>
+        </w:rPr>
+      </w:pPr>
+      <w:r>
+        <w:rPr>
+          <w:b/>
+          <w:sz w:val="23"/>
+        </w:rPr>
+        <w:t>Adresse</w:t>
+      </w:r>
+      <w:r>
+        <w:rPr>
+          <w:b/>
+          <w:spacing w:val="-15"/>
+          <w:sz w:val="23"/>
+        </w:rPr>
+        <w:t> </w:t>
+      </w:r>
+      <w:r>
+        <w:rPr>
+          <w:b/>
+          <w:sz w:val="23"/>
+        </w:rPr>
+        <w:t>:</w:t>
+      </w:r>
+    </w:p>
+    <w:p>
+      <w:pPr>
+        <w:spacing w:before="13" w:line="360" w:lineRule="auto"/>
+        <w:ind w:left="108" w:right="131"/>
+        <w:jc w:val="both"/>
+        <w:rPr>
+          <w:color w:val="999999"/>
+          <w:sz w:val="23"/>
+        </w:rPr>
+      </w:pPr>
+      <w:r>
+        <w:rPr>
+          <w:b/>
+          <w:sz w:val="23"/>
+        </w:rPr>
+        <w:t>Représenté</w:t>
+      </w:r>
+      <w:r>
+        <w:rPr>
+          <w:b/>
+          <w:spacing w:val="-3"/>
+          <w:sz w:val="23"/>
+        </w:rPr>
+        <w:t xml:space="preserve"> </w:t>
+      </w:r>
+      <w:r>
+        <w:rPr>
+          <w:b/>
+          <w:sz w:val="23"/>
+        </w:rPr>
+        <w:t>par</w:t>
+      </w:r>
+      <w:r>
+        <w:rPr>
+          <w:b/>
+          <w:spacing w:val="-4"/>
+          <w:sz w:val="23"/>
+        </w:rPr>
+        <w:t xml:space="preserve"> </w:t>
+      </w:r>
+      <w:r>
+        <w:rPr>
+          <w:b/>
+          <w:sz w:val="23"/>
+        </w:rPr>
+        <w:t>:</w:t>
+      </w:r>
+      <w:r>
+        <w:rPr>
+          <w:b/>
+          <w:spacing w:val="-4"/>
+          <w:sz w:val="23"/>
+        </w:rPr>
+        <w:t xml:space="preserve"> </w:t>
+      </w:r>
+      <w:r>
+        <w:rPr>
+          <w:color w:val="999999"/>
+          <w:sz w:val="23"/>
+        </w:rPr>
+        <w:tab/>
+      </w:r>
+      <w:r>
+        <w:rPr>
+          <w:color w:val="999999"/>
+          <w:sz w:val="23"/>
+        </w:rPr>
+        <w:tab/>
+      </w:r>
+      <w:r>
+        <w:rPr>
+          <w:color w:val="999999"/>
+          <w:sz w:val="23"/>
+        </w:rPr>
+        <w:tab/>
+      </w:r>
+      <w:proofErr w:type="gramStart"/>
+      <w:r>
+        <w:rPr>
+          <w:color w:val="999999"/>
+          <w:sz w:val="23"/>
+        </w:rPr>
+        <w:tab/>
+        <w:t xml:space="preserve">  </w:t>
+      </w:r>
+      <w:r>
+        <w:rPr>
+          <w:color w:val="999999"/>
+          <w:sz w:val="23"/>
+        </w:rPr>
+        <w:tab/>
+      </w:r>
+      <w:proofErr w:type="gramEnd"/>
+      <w:r>
+        <w:rPr>
+          <w:b/>
+          <w:sz w:val="23"/>
+        </w:rPr>
+        <w:t>En</w:t>
+      </w:r>
+      <w:r>
+        <w:rPr>
+          <w:b/>
+          <w:spacing w:val="-5"/>
+          <w:sz w:val="23"/>
+        </w:rPr>
+        <w:t xml:space="preserve"> </w:t>
+      </w:r>
+      <w:r>
+        <w:rPr>
+          <w:b/>
+          <w:sz w:val="23"/>
+        </w:rPr>
+        <w:t>qualité</w:t>
+      </w:r>
+      <w:r>
+        <w:rPr>
+          <w:b/>
+          <w:spacing w:val="-4"/>
+          <w:sz w:val="23"/>
+        </w:rPr>
+        <w:t xml:space="preserve"> </w:t>
+      </w:r>
+      <w:r>
+        <w:rPr>
+          <w:b/>
+          <w:sz w:val="23"/>
+        </w:rPr>
+        <w:t>de</w:t>
+      </w:r>
+      <w:r>
+        <w:rPr>
+          <w:b/>
+          <w:spacing w:val="-3"/>
+          <w:sz w:val="23"/>
+        </w:rPr>
+        <w:t xml:space="preserve"> </w:t>
+      </w:r>
+      <w:r>
+        <w:rPr>
+          <w:b/>
+          <w:sz w:val="23"/>
+        </w:rPr>
+        <w:t>:</w:t>
+      </w:r>
+      <w:r>
+        <w:rPr>
+          <w:b/>
+          <w:spacing w:val="-4"/>
+          <w:sz w:val="23"/>
+        </w:rPr>
+        <w:t xml:space="preserve"> </w:t>
+      </w:r>
+    </w:p>
+    <w:p>
+      <w:pPr>
+        <w:spacing w:before="13" w:line="360" w:lineRule="auto"/>
+        <w:ind w:left="108" w:right="131"/>
+        <w:jc w:val="both"/>
+        <w:rPr>
+          <w:b/>
+          <w:sz w:val="23"/>
+        </w:rPr>
+      </w:pPr>
+      <w:r>
+        <w:rPr>
+          <w:b/>
+          <w:sz w:val="23"/>
+        </w:rPr>
+        <w:t>Domaine</w:t>
+      </w:r>
+      <w:r>
+        <w:rPr>
+          <w:b/>
+          <w:spacing w:val="-15"/>
+          <w:sz w:val="23"/>
+        </w:rPr>
+        <w:t xml:space="preserve"> </w:t>
+      </w:r>
+      <w:r>
+        <w:rPr>
+          <w:b/>
+          <w:sz w:val="23"/>
+        </w:rPr>
+        <w:t>d’activités</w:t>
+      </w:r>
+      <w:r>
+        <w:rPr>
+          <w:b/>
+          <w:spacing w:val="-14"/>
+          <w:sz w:val="23"/>
+        </w:rPr>
+        <w:t> </w:t>
+      </w:r>
+      <w:r>
+        <w:rPr>
+          <w:b/>
+          <w:sz w:val="23"/>
+        </w:rPr>
+        <w:t>:</w:t>
+      </w:r>
+    </w:p>
+    <w:p>
+      <w:pPr>
+        <w:spacing w:before="13" w:line="360" w:lineRule="auto"/>
+        <w:ind w:left="108" w:right="131"/>
+        <w:jc w:val="both"/>
+        <w:rPr>
+          <w:color w:val="999999"/>
+          <w:sz w:val="23"/>
+        </w:rPr>
+      </w:pPr>
+      <w:r>
+        <w:rPr>
+          <w:b/>
+          <w:sz w:val="23"/>
+        </w:rPr>
+        <w:t>N°</w:t>
+      </w:r>
+      <w:r>
+        <w:rPr>
+          <w:b/>
+          <w:spacing w:val="-5"/>
+          <w:sz w:val="23"/>
+        </w:rPr>
+        <w:t xml:space="preserve"> </w:t>
+      </w:r>
+      <w:r>
+        <w:rPr>
+          <w:b/>
+          <w:sz w:val="23"/>
+        </w:rPr>
+        <w:t>téléphone</w:t>
+      </w:r>
+      <w:r>
+        <w:rPr>
+          <w:b/>
+          <w:spacing w:val="-4"/>
+          <w:sz w:val="23"/>
+        </w:rPr>
+        <w:t xml:space="preserve"> </w:t>
+      </w:r>
+      <w:r>
+        <w:rPr>
+          <w:b/>
+          <w:sz w:val="23"/>
+        </w:rPr>
+        <w:t>:</w:t>
+      </w:r>
+      <w:r>
+        <w:rPr>
+          <w:b/>
+          <w:spacing w:val="-4"/>
+          <w:sz w:val="23"/>
+        </w:rPr>
+        <w:t xml:space="preserve"> </w:t>
+      </w:r>
+      <w:r>
+        <w:rPr>
+          <w:color w:val="999999"/>
+          <w:sz w:val="23"/>
+        </w:rPr>
+        <w:tab/>
+      </w:r>
+      <w:r>
+        <w:rPr>
+          <w:color w:val="999999"/>
+          <w:sz w:val="23"/>
+        </w:rPr>
+        <w:tab/>
+      </w:r>
+      <w:r>
+        <w:rPr>
+          <w:color w:val="999999"/>
+          <w:sz w:val="23"/>
+        </w:rPr>
+        <w:tab/>
+      </w:r>
+      <w:r>
+        <w:rPr>
+          <w:color w:val="999999"/>
+          <w:sz w:val="23"/>
+        </w:rPr>
+        <w:tab/>
+      </w:r>
+      <w:r>
+        <w:rPr>
+          <w:color w:val="999999"/>
+          <w:sz w:val="23"/>
+        </w:rPr>
+        <w:tab/>
+      </w:r>
+      <w:r>
+        <w:rPr>
+          <w:color w:val="999999"/>
+          <w:sz w:val="23"/>
+        </w:rPr>
+        <w:tab/>
+      </w:r>
+      <w:r>
+        <w:rPr>
+          <w:b/>
+          <w:sz w:val="23"/>
+        </w:rPr>
+        <w:t>Fax</w:t>
+      </w:r>
+      <w:r>
+        <w:rPr>
+          <w:b/>
+          <w:spacing w:val="-3"/>
+          <w:sz w:val="23"/>
+        </w:rPr>
+        <w:t xml:space="preserve"> </w:t>
+      </w:r>
+      <w:r>
+        <w:rPr>
+          <w:b/>
+          <w:sz w:val="23"/>
+        </w:rPr>
+        <w:t>:</w:t>
+      </w:r>
+      <w:r>
+        <w:rPr>
+          <w:b/>
+          <w:spacing w:val="-4"/>
+          <w:sz w:val="23"/>
+        </w:rPr>
+        <w:t xml:space="preserve"> </w:t>
+      </w:r>
+    </w:p>
+    <w:p>
+      <w:pPr>
+        <w:spacing w:before="13" w:line="360" w:lineRule="auto"/>
+        <w:ind w:left="108" w:right="131"/>
+        <w:jc w:val="both"/>
+        <w:rPr>
+          <w:sz w:val="23"/>
+        </w:rPr>
+      </w:pPr>
+      <w:r>
+        <w:rPr>
+          <w:b/>
+          <w:sz w:val="23"/>
+        </w:rPr>
+        <w:t>E-mail :</w:t>
+      </w:r>
+      <w:r>
+        <w:rPr>
+          <w:b/>
+          <w:spacing w:val="-1"/>
+          <w:sz w:val="23"/>
+        </w:rPr>
+        <w:t xml:space="preserve"> </w:t>
+      </w:r>
+      <w:r>
+        <w:rPr>
+          <w:color w:val="999999"/>
+          <w:sz w:val="23"/>
+        </w:rPr>
+        <w:tab/>
+      </w:r>
+      <w:r>
+        <w:rPr>
+          <w:color w:val="999999"/>
+          <w:sz w:val="23"/>
+        </w:rPr>
+        <w:tab/>
+      </w:r>
+      <w:r>
+        <w:rPr>
+          <w:color w:val="999999"/>
+          <w:sz w:val="23"/>
+        </w:rPr>
+        <w:tab/>
+      </w:r>
+      <w:r>
+        <w:rPr>
+          <w:color w:val="999999"/>
+          <w:sz w:val="23"/>
+        </w:rPr>
+        <w:tab/>
+      </w:r>
+      <w:r>
+        <w:rPr>
+          <w:b/>
+          <w:sz w:val="23"/>
+        </w:rPr>
+        <w:t>Site</w:t>
+      </w:r>
+      <w:r>
+        <w:rPr>
+          <w:b/>
+          <w:spacing w:val="-1"/>
+          <w:sz w:val="23"/>
+        </w:rPr>
+        <w:t xml:space="preserve"> </w:t>
+      </w:r>
+      <w:r>
+        <w:rPr>
+          <w:b/>
+          <w:sz w:val="23"/>
+        </w:rPr>
+        <w:t>Web</w:t>
+      </w:r>
+      <w:r>
+        <w:rPr>
+          <w:b/>
+          <w:spacing w:val="-2"/>
+          <w:sz w:val="23"/>
+        </w:rPr>
+        <w:t> </w:t>
+      </w:r>
+      <w:r>
+        <w:rPr>
+          <w:b/>
+          <w:sz w:val="23"/>
+        </w:rPr>
+        <w:t>:</w:t>
+      </w:r>
+      <w:r>
+        <w:rPr>
+          <w:b/>
+          <w:sz w:val="23"/>
+        </w:rPr>
+        <w:tab/>
       </w:r>
     </w:p>
     <w:p>
@@ -3424,7 +3323,7 @@
           </mc:Choice>
           <mc:Fallback>
             <w:pict>
-              <v:rect w14:anchorId="118AAC04" id="Rectangle 2" o:spid="_x0000_s1026" style="position:absolute;margin-left:4pt;margin-top:11.2pt;width:507pt;height:195pt;z-index:487589376;visibility:visible;mso-wrap-style:square;mso-wrap-distance-left:9pt;mso-wrap-distance-top:0;mso-wrap-distance-right:9pt;mso-wrap-distance-bottom:0;mso-position-horizontal:absolute;mso-position-horizontal-relative:text;mso-position-vertical:absolute;mso-position-vertical-relative:text;v-text-anchor:middle" o:gfxdata="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" filled="f" strokecolor="black [3213]" strokeweight=".5pt"/>
+              <v:rect w14:anchorId="4C75A668" id="Rectangle 2" o:spid="_x0000_s1026" style="position:absolute;margin-left:4pt;margin-top:11.2pt;width:507pt;height:195pt;z-index:487589376;visibility:visible;mso-wrap-style:square;mso-wrap-distance-left:9pt;mso-wrap-distance-top:0;mso-wrap-distance-right:9pt;mso-wrap-distance-bottom:0;mso-position-horizontal:absolute;mso-position-horizontal-relative:text;mso-position-vertical:absolute;mso-position-vertical-relative:text;v-text-anchor:middle" o:gfxdata="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" filled="f" strokecolor="black [3213]" strokeweight=".5pt"/>
             </w:pict>
           </mc:Fallback>
         </mc:AlternateContent>
@@ -3863,12 +3762,39 @@
         </w:rPr>
         <w:t xml:space="preserve"> </w:t>
       </w:r>
-      <w:r>
-        <w:rPr>
-          <w:b/>
-          <w:sz w:val="23"/>
-        </w:rPr>
-        <w:t xml:space="preserve">téléphone : </w:t>
+      <w:proofErr w:type="spellStart"/>
+      <w:r>
+        <w:rPr>
+          <w:b/>
+          <w:sz w:val="23"/>
+        </w:rPr>
+        <w:t>téléphone</w:t>
+      </w:r>
+      <w:r>
+        <w:rPr>
+          <w:b/>
+          <w:color w:val="FFFFFF" w:themeColor="background1"/>
+          <w:sz w:val="10"/>
+          <w:szCs w:val="10"/>
+        </w:rPr>
+        <w:t>Etd</w:t>
+      </w:r>
+      <w:proofErr w:type="spellEnd"/>
+      <w:r>
+        <w:rPr>
+          <w:b/>
+          <w:color w:val="FFFFFF" w:themeColor="background1"/>
+          <w:sz w:val="10"/>
+          <w:szCs w:val="10"/>
+        </w:rPr>
+        <w:t xml:space="preserve"> </w:t>
+      </w:r>
+      <w:r>
+        <w:rPr>
+          <w:b/>
+          <w:sz w:val="23"/>
+        </w:rPr>
+        <w:t xml:space="preserve">: </w:t>
       </w:r>
       <w:r>
         <w:rPr>
@@ -3898,18 +3824,51 @@
         <w:jc w:val="both"/>
         <w:rPr>
           <w:sz w:val="23"/>
-        </w:rPr>
-      </w:pPr>
-      <w:r>
-        <w:rPr>
-          <w:b/>
-          <w:sz w:val="23"/>
-        </w:rPr>
-        <w:t xml:space="preserve">Fax : </w:t>
-      </w:r>
-      <w:r>
-        <w:rPr>
-          <w:sz w:val="23"/>
+          <w:lang w:val="en-ZA"/>
+        </w:rPr>
+      </w:pPr>
+      <w:proofErr w:type="spellStart"/>
+      <w:proofErr w:type="gramStart"/>
+      <w:r>
+        <w:rPr>
+          <w:b/>
+          <w:sz w:val="23"/>
+          <w:lang w:val="en-ZA"/>
+        </w:rPr>
+        <w:t>Fax</w:t>
+      </w:r>
+      <w:r>
+        <w:rPr>
+          <w:b/>
+          <w:color w:val="FFFFFF" w:themeColor="background1"/>
+          <w:sz w:val="10"/>
+          <w:szCs w:val="10"/>
+          <w:lang w:val="en-ZA"/>
+        </w:rPr>
+        <w:t>Etd</w:t>
+      </w:r>
+      <w:proofErr w:type="spellEnd"/>
+      <w:r>
+        <w:rPr>
+          <w:b/>
+          <w:sz w:val="23"/>
+          <w:lang w:val="en-ZA"/>
+        </w:rPr>
+        <w:t xml:space="preserve"> :</w:t>
+      </w:r>
+      <w:proofErr w:type="gramEnd"/>
+      <w:r>
+        <w:rPr>
+          <w:b/>
+          <w:sz w:val="23"/>
+          <w:lang w:val="en-ZA"/>
+        </w:rPr>
+        <w:t xml:space="preserve"> </w:t>
+      </w:r>
+      <w:r>
+        <w:rPr>
+          <w:sz w:val="23"/>
+          <w:lang w:val="en-ZA"/>
         </w:rPr>
         <w:t>${fax}</w:t>
       </w:r>
@@ -3921,18 +3880,69 @@
         <w:jc w:val="both"/>
         <w:rPr>
           <w:sz w:val="23"/>
-        </w:rPr>
-      </w:pPr>
-      <w:r>
-        <w:rPr>
-          <w:b/>
-          <w:sz w:val="23"/>
-        </w:rPr>
-        <w:t xml:space="preserve">E-mail : </w:t>
-      </w:r>
-      <w:r>
-        <w:rPr>
-          <w:sz w:val="23"/>
+          <w:lang w:val="en-ZA"/>
+        </w:rPr>
+      </w:pPr>
+      <w:r>
+        <w:rPr>
+          <w:b/>
+          <w:sz w:val="23"/>
+          <w:lang w:val="en-ZA"/>
+        </w:rPr>
+        <w:t>E-</w:t>
+      </w:r>
+      <w:proofErr w:type="spellStart"/>
+      <w:proofErr w:type="gramStart"/>
+      <w:r>
+        <w:rPr>
+          <w:b/>
+          <w:sz w:val="23"/>
+          <w:lang w:val="en-ZA"/>
+        </w:rPr>
+        <w:t>mail</w:t>
+      </w:r>
+      <w:r>
+        <w:rPr>
+          <w:b/>
+          <w:color w:val="FFFFFF" w:themeColor="background1"/>
+          <w:sz w:val="10"/>
+          <w:szCs w:val="10"/>
+          <w:lang w:val="en-ZA"/>
+        </w:rPr>
+        <w:t>Etd</w:t>
+      </w:r>
+      <w:proofErr w:type="spellEnd"/>
+      <w:r>
+        <w:rPr>
+          <w:b/>
+          <w:color w:val="FFFFFF" w:themeColor="background1"/>
+          <w:sz w:val="10"/>
+          <w:szCs w:val="10"/>
+          <w:lang w:val="en-ZA"/>
+        </w:rPr>
+        <w:t xml:space="preserve"> </w:t>
+      </w:r>
+      <w:r>
+        <w:rPr>
+          <w:b/>
+          <w:sz w:val="23"/>
+          <w:lang w:val="en-ZA"/>
+        </w:rPr>
+        <w:t>:</w:t>
+      </w:r>
+      <w:proofErr w:type="gramEnd"/>
+      <w:r>
+        <w:rPr>
+          <w:b/>
+          <w:sz w:val="23"/>
+          <w:lang w:val="en-ZA"/>
+        </w:rPr>
+        <w:t xml:space="preserve"> </w:t>
+      </w:r>
+      <w:r>
+        <w:rPr>
+          <w:sz w:val="23"/>
+          <w:lang w:val="en-ZA"/>
         </w:rPr>
         <w:t>${email}</w:t>
       </w:r>
@@ -3940,14 +3950,11 @@
     <w:p>
       <w:pPr>
         <w:pStyle w:val="Corpsdetexte"/>
-        <w:ind w:left="165"/>
-      </w:pPr>
-    </w:p>
-    <w:p>
-      <w:pPr>
-        <w:pStyle w:val="Corpsdetexte"/>
+        <w:rPr>
+          <w:lang w:val="en-ZA"/>
+        </w:rPr>
         <w:sectPr>
-          <w:footerReference w:type="default" r:id="rId12"/>
+          <w:footerReference w:type="default" r:id="rId8"/>
           <w:type w:val="continuous"/>
           <w:pgSz w:w="11910" w:h="16840"/>
           <w:pgMar w:top="660" w:right="850" w:bottom="960" w:left="850" w:header="0" w:footer="779" w:gutter="0"/>
@@ -6025,7 +6032,7 @@
           </mc:Choice>
           <mc:Fallback>
             <w:pict>
-              <v:group w14:anchorId="25AA34C3" id="Group 6" o:spid="_x0000_s1026" style="position:absolute;margin-left:42.35pt;margin-top:80.55pt;width:510.85pt;height:677.5pt;z-index:-15859200;mso-wrap-distance-left:0;mso-wrap-distance-right:0;mso-position-horizontal-relative:page;mso-position-vertical-relative:page" coordsize="64877,86042" o:gfxdata="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">
+              <v:group w14:anchorId="6D9EEF04" id="Group 6" o:spid="_x0000_s1026" style="position:absolute;margin-left:42.35pt;margin-top:80.55pt;width:510.85pt;height:677.5pt;z-index:-15859200;mso-wrap-distance-left:0;mso-wrap-distance-right:0;mso-position-horizontal-relative:page;mso-position-vertical-relative:page" coordsize="64877,86042" o:gfxdata="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">
                 <v:shape id="Graphic 7" o:spid="_x0000_s1027" style="position:absolute;width:64877;height:83331;visibility:visible;mso-wrap-style:square;v-text-anchor:top" coordsize="6487795,8333105" o:gfxdata="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" path="m6083,8081531r-6083,l,8332978r6083,l6083,8081531xem6083,5813247r-6083,l,6065012r,252984l,8081518r6083,l6083,6065012r,-251765xem6083,3042297r-6083,l,3293745r,251460l,5813171r6083,l6083,3293745r,-251448xem6083,2286393r-6083,l,2537841r,251460l,3042285r6083,l6083,2789301r,-251460l6083,2286393xem6083,1781644r-6083,l,2034921r,251460l6083,2286381r,-251460l6083,1781644xem6083,1278648r-6083,l,1530096r,251460l6083,1781556r,-251460l6083,1278648xem6083,522744r-6083,l,774192r,251460l,1278636r6083,l6083,1025652r,-251460l6083,522744xem6083,l,,,6096,,269748,,522732r6083,l6083,269748r,-263652l6083,xem6487655,8081531r-6083,l6481572,8332978r6083,l6487655,8081531xem6487655,5813247r-6083,l6481572,6065012r,252984l6481572,8081518r6083,l6487655,6065012r,-251765xem6487655,3042297r-6083,l6481572,3293745r,251460l6481572,5813171r6083,l6487655,3293745r,-251448xem6487655,2286393r-6083,l6481572,2537841r,251460l6481572,3042285r6083,l6487655,2789301r,-251460l6487655,2286393xem6487655,1781644r-6083,l6481572,2034921r,251460l6487655,2286381r,-251460l6487655,1781644xem6487655,1278648r-6083,l6481572,1530096r,251460l6487655,1781556r,-251460l6487655,1278648xem6487655,522744r-6083,l6481572,774192r,251460l6481572,1278636r6083,l6487655,1025652r,-251460l6487655,522744xem6487655,r-6083,l6096,r,6096l6481572,6096r,263652l6481572,522732r6083,l6487655,269748r,-263652l6487655,xe" fillcolor="black" stroked="f">
                   <v:path arrowok="t"/>
                 </v:shape>
@@ -7948,11 +7955,11 @@
           </mc:Choice>
           <mc:Fallback>
             <w:pict>
-              <v:group w14:anchorId="65C93164" id="Group 9" o:spid="_x0000_s1028" style="position:absolute;left:0;text-align:left;margin-left:42.35pt;margin-top:23.3pt;width:509.9pt;height:359pt;z-index:15730688;mso-wrap-distance-left:0;mso-wrap-distance-right:0;mso-position-horizontal-relative:page" coordsize="64757,45593" o:gfxdata="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">
-                <v:shape id="Graphic 10" o:spid="_x0000_s1029" style="position:absolute;width:64757;height:45593;visibility:visible;mso-wrap-style:square;v-text-anchor:top" coordsize="6475730,4559300" o:gfxdata="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" path="m6083,4277245r-6083,l,4553077r,6096l6083,4559173r,-6096l6083,4277245xem6083,3598811r-6083,l,3937076r,340157l6083,4277233r,-340106l6083,3598811xem6083,2242134r-6083,l,2388743r,115824l,2920619r,338328l,3598799r6083,l6083,3258947r,-338328l6083,2504567r,-115824l6083,2242134xem6083,2066810r-6083,l,2242058r6083,l6083,2066810xem6083,l,,,6057r,39l,2066798r6083,l6083,6057,6083,xem6475463,4277245r-6083,l6469380,4553077r-6463284,l6096,4559173r6463284,l6475463,4559173r,-6096l6475463,4277245xem6475463,3598811r-6083,l6469380,3937076r,340157l6475463,4277233r,-340106l6475463,3598811xem6475463,2242134r-6083,l6469380,2388743r,115824l6469380,2920619r,338328l6469380,3598799r6083,l6475463,3258947r,-338328l6475463,2504567r,-115824l6475463,2242134xem6475463,2066810r-6083,l6469380,2242058r6083,l6475463,2066810xem6475463,r-6083,l6096,r,6096l6469380,6096r,330962l6469380,600710r,1466088l6475463,2066798r,-2060741l6475463,xe" fillcolor="black" stroked="f">
+              <v:group w14:anchorId="65C93164" id="Group 9" o:spid="_x0000_s1027" style="position:absolute;left:0;text-align:left;margin-left:42.35pt;margin-top:23.3pt;width:509.9pt;height:359pt;z-index:15730688;mso-wrap-distance-left:0;mso-wrap-distance-right:0;mso-position-horizontal-relative:page" coordsize="64757,45593" o:gfxdata="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">
+                <v:shape id="Graphic 10" o:spid="_x0000_s1028" style="position:absolute;width:64757;height:45593;visibility:visible;mso-wrap-style:square;v-text-anchor:top" coordsize="6475730,4559300" o:gfxdata="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" path="m6083,4277245r-6083,l,4553077r,6096l6083,4559173r,-6096l6083,4277245xem6083,3598811r-6083,l,3937076r,340157l6083,4277233r,-340106l6083,3598811xem6083,2242134r-6083,l,2388743r,115824l,2920619r,338328l,3598799r6083,l6083,3258947r,-338328l6083,2504567r,-115824l6083,2242134xem6083,2066810r-6083,l,2242058r6083,l6083,2066810xem6083,l,,,6057r,39l,2066798r6083,l6083,6057,6083,xem6475463,4277245r-6083,l6469380,4553077r-6463284,l6096,4559173r6463284,l6475463,4559173r,-6096l6475463,4277245xem6475463,3598811r-6083,l6469380,3937076r,340157l6475463,4277233r,-340106l6475463,3598811xem6475463,2242134r-6083,l6469380,2388743r,115824l6469380,2920619r,338328l6469380,3598799r6083,l6475463,3258947r,-338328l6475463,2504567r,-115824l6475463,2242134xem6475463,2066810r-6083,l6469380,2242058r6083,l6475463,2066810xem6475463,r-6083,l6096,r,6096l6469380,6096r,330962l6469380,600710r,1466088l6475463,2066798r,-2060741l6475463,xe" fillcolor="black" stroked="f">
                   <v:path arrowok="t"/>
                 </v:shape>
-                <v:shape id="Textbox 11" o:spid="_x0000_s1030" type="#_x0000_t202" style="position:absolute;left:746;top:187;width:7322;height:1568;visibility:visible;mso-wrap-style:square;v-text-anchor:top" o:gfxdata="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" filled="f" stroked="f">
+                <v:shape id="Textbox 11" o:spid="_x0000_s1029" type="#_x0000_t202" style="position:absolute;left:746;top:187;width:7322;height:1568;visibility:visible;mso-wrap-style:square;v-text-anchor:top" o:gfxdata="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" filled="f" stroked="f">
                   <v:textbox inset="0,0,0,0">
                     <w:txbxContent>
                       <w:p>
@@ -7981,7 +7988,7 @@
                     </w:txbxContent>
                   </v:textbox>
                 </v:shape>
-                <v:shape id="Textbox 12" o:spid="_x0000_s1031" type="#_x0000_t202" style="position:absolute;left:14236;top:187;width:9773;height:1568;visibility:visible;mso-wrap-style:square;v-text-anchor:top" o:gfxdata="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" filled="f" stroked="f">
+                <v:shape id="Textbox 12" o:spid="_x0000_s1030" type="#_x0000_t202" style="position:absolute;left:14236;top:187;width:9773;height:1568;visibility:visible;mso-wrap-style:square;v-text-anchor:top" o:gfxdata="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" filled="f" stroked="f">
                   <v:textbox inset="0,0,0,0">
                     <w:txbxContent>
                       <w:p>
@@ -8019,7 +8026,7 @@
                     </w:txbxContent>
                   </v:textbox>
                 </v:shape>
-                <v:shape id="Textbox 13" o:spid="_x0000_s1032" type="#_x0000_t202" style="position:absolute;left:746;top:3399;width:62624;height:12205;visibility:visible;mso-wrap-style:square;v-text-anchor:top" o:gfxdata="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" filled="f" stroked="f">
+                <v:shape id="Textbox 13" o:spid="_x0000_s1031" type="#_x0000_t202" style="position:absolute;left:746;top:3399;width:62624;height:12205;visibility:visible;mso-wrap-style:square;v-text-anchor:top" o:gfxdata="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" filled="f" stroked="f">
                   <v:textbox inset="0,0,0,0">
                     <w:txbxContent>
                       <w:p>
@@ -8061,7 +8068,7 @@
                     </w:txbxContent>
                   </v:textbox>
                 </v:shape>
-                <v:shape id="Textbox 14" o:spid="_x0000_s1033" type="#_x0000_t202" style="position:absolute;left:746;top:20681;width:25673;height:4343;visibility:visible;mso-wrap-style:square;v-text-anchor:top" o:gfxdata="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" filled="f" stroked="f">
+                <v:shape id="Textbox 14" o:spid="_x0000_s1032" type="#_x0000_t202" style="position:absolute;left:746;top:20681;width:25673;height:4343;visibility:visible;mso-wrap-style:square;v-text-anchor:top" o:gfxdata="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" filled="f" stroked="f">
                   <v:textbox inset="0,0,0,0">
                     <w:txbxContent>
                       <w:p>
@@ -8262,7 +8269,7 @@
                     </w:txbxContent>
                   </v:textbox>
                 </v:shape>
-                <v:shape id="Textbox 15" o:spid="_x0000_s1034" type="#_x0000_t202" style="position:absolute;left:45717;top:20681;width:15951;height:4343;visibility:visible;mso-wrap-style:square;v-text-anchor:top" o:gfxdata="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" filled="f" stroked="f">
+                <v:shape id="Textbox 15" o:spid="_x0000_s1033" type="#_x0000_t202" style="position:absolute;left:45717;top:20681;width:15951;height:4343;visibility:visible;mso-wrap-style:square;v-text-anchor:top" o:gfxdata="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" filled="f" stroked="f">
                   <v:textbox inset="0,0,0,0">
                     <w:txbxContent>
                       <w:p>
@@ -9595,7 +9602,7 @@
               <v:stroke joinstyle="miter"/>
               <v:path gradientshapeok="t" o:connecttype="rect"/>
             </v:shapetype>
-            <v:shape id="Textbox 1" o:spid="_x0000_s1035" type="#_x0000_t202" style="position:absolute;margin-left:287.1pt;margin-top:791.95pt;width:19.4pt;height:15.3pt;z-index:-15860736;visibility:visible;mso-wrap-style:square;mso-wrap-distance-left:0;mso-wrap-distance-top:0;mso-wrap-distance-right:0;mso-wrap-distance-bottom:0;mso-position-horizontal:absolute;mso-position-horizontal-relative:page;mso-position-vertical:absolute;mso-position-vertical-relative:page;v-text-anchor:top" o:gfxdata="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" filled="f" stroked="f">
+            <v:shape id="Textbox 1" o:spid="_x0000_s1034" type="#_x0000_t202" style="position:absolute;margin-left:287.1pt;margin-top:791.95pt;width:19.4pt;height:15.3pt;z-index:-15860736;visibility:visible;mso-wrap-style:square;mso-wrap-distance-left:0;mso-wrap-distance-top:0;mso-wrap-distance-right:0;mso-wrap-distance-bottom:0;mso-position-horizontal:absolute;mso-position-horizontal-relative:page;mso-position-vertical:absolute;mso-position-vertical-relative:page;v-text-anchor:top" o:gfxdata="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" filled="f" stroked="f">
               <v:textbox inset="0,0,0,0">
                 <w:txbxContent>
                   <w:p>

--- a/Back/src/main/resources/templates/stage_pfe_template.docx
+++ b/Back/src/main/resources/templates/stage_pfe_template.docx
@@ -655,7 +655,7 @@
           </mc:Choice>
           <mc:Fallback>
             <w:pict>
-              <v:line w14:anchorId="58CE40C5" id="Connecteur droit 5" o:spid="_x0000_s1026" style="position:absolute;z-index:251658752;visibility:visible;mso-wrap-style:square;mso-wrap-distance-left:9pt;mso-wrap-distance-top:0;mso-wrap-distance-right:9pt;mso-wrap-distance-bottom:0;mso-position-horizontal:absolute;mso-position-horizontal-relative:text;mso-position-vertical:absolute;mso-position-vertical-relative:text" from="206.5pt,.8pt" to="206.5pt,57.05pt" o:gfxdata="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" strokecolor="#4579b8 [3044]" strokeweight="1pt"/>
+              <v:line w14:anchorId="1C53AAD6" id="Connecteur droit 5" o:spid="_x0000_s1026" style="position:absolute;z-index:251658752;visibility:visible;mso-wrap-style:square;mso-wrap-distance-left:9pt;mso-wrap-distance-top:0;mso-wrap-distance-right:9pt;mso-wrap-distance-bottom:0;mso-position-horizontal:absolute;mso-position-horizontal-relative:text;mso-position-vertical:absolute;mso-position-vertical-relative:text" from="206.5pt,.8pt" to="206.5pt,57.05pt" o:gfxdata="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" strokecolor="#4579b8 [3044]" strokeweight="1pt"/>
             </w:pict>
           </mc:Fallback>
         </mc:AlternateContent>
@@ -1512,38 +1512,18 @@
                               </w:rPr>
                               <w:t xml:space="preserve"> </w:t>
                             </w:r>
-                            <w:r>
-                              <w:fldChar w:fldCharType="begin"/>
-                            </w:r>
-                            <w:r>
-                              <w:rPr>
-                                <w:lang w:val="en-ZA"/>
-                              </w:rPr>
-                              <w:instrText xml:space="preserve"> HYPERLINK "mailto:hassen.zairi@enicarthage.rnu.tn" \h </w:instrText>
-                            </w:r>
-                            <w:r>
-                              <w:fldChar w:fldCharType="separate"/>
-                            </w:r>
-                            <w:r>
-                              <w:rPr>
-                                <w:color w:val="0000FF"/>
-                                <w:spacing w:val="-2"/>
-                                <w:sz w:val="23"/>
-                                <w:u w:val="single" w:color="0000FF"/>
-                                <w:lang w:val="en-ZA"/>
-                              </w:rPr>
-                              <w:t>hassen.zairi@enicarthage.rnu.tn</w:t>
-                            </w:r>
-                            <w:r>
-                              <w:rPr>
-                                <w:color w:val="0000FF"/>
-                                <w:spacing w:val="-2"/>
-                                <w:sz w:val="23"/>
-                                <w:u w:val="single" w:color="0000FF"/>
-                                <w:lang w:val="en-ZA"/>
-                              </w:rPr>
-                              <w:fldChar w:fldCharType="end"/>
-                            </w:r>
+                            <w:hyperlink r:id="rId8">
+                              <w:r>
+                                <w:rPr>
+                                  <w:color w:val="0000FF"/>
+                                  <w:spacing w:val="-2"/>
+                                  <w:sz w:val="23"/>
+                                  <w:u w:val="single" w:color="0000FF"/>
+                                  <w:lang w:val="en-ZA"/>
+                                </w:rPr>
+                                <w:t>hassen.zairi@enicarthage.rnu.tn</w:t>
+                              </w:r>
+                            </w:hyperlink>
                             <w:r>
                               <w:rPr>
                                 <w:color w:val="0000FF"/>
@@ -1597,38 +1577,18 @@
                               </w:rPr>
                               <w:t xml:space="preserve">: </w:t>
                             </w:r>
-                            <w:r>
-                              <w:fldChar w:fldCharType="begin"/>
-                            </w:r>
-                            <w:r>
-                              <w:rPr>
-                                <w:lang w:val="en-ZA"/>
-                              </w:rPr>
-                              <w:instrText xml:space="preserve"> HYPERLINK "http://www.enicarthage.rnu.tn/" \h </w:instrText>
-                            </w:r>
-                            <w:r>
-                              <w:fldChar w:fldCharType="separate"/>
-                            </w:r>
-                            <w:r>
-                              <w:rPr>
-                                <w:color w:val="0000FF"/>
-                                <w:spacing w:val="-2"/>
-                                <w:sz w:val="23"/>
-                                <w:u w:val="single" w:color="0000FF"/>
-                                <w:lang w:val="en-ZA"/>
-                              </w:rPr>
-                              <w:t>www.enicarthage.rnu.tn</w:t>
-                            </w:r>
-                            <w:r>
-                              <w:rPr>
-                                <w:color w:val="0000FF"/>
-                                <w:spacing w:val="-2"/>
-                                <w:sz w:val="23"/>
-                                <w:u w:val="single" w:color="0000FF"/>
-                                <w:lang w:val="en-ZA"/>
-                              </w:rPr>
-                              <w:fldChar w:fldCharType="end"/>
-                            </w:r>
+                            <w:hyperlink r:id="rId9">
+                              <w:r>
+                                <w:rPr>
+                                  <w:color w:val="0000FF"/>
+                                  <w:spacing w:val="-2"/>
+                                  <w:sz w:val="23"/>
+                                  <w:u w:val="single" w:color="0000FF"/>
+                                  <w:lang w:val="en-ZA"/>
+                                </w:rPr>
+                                <w:t>www.enicarthage.rnu.tn</w:t>
+                              </w:r>
+                            </w:hyperlink>
                           </w:p>
                           <w:p>
                             <w:pPr>
@@ -2193,38 +2153,18 @@
                         </w:rPr>
                         <w:t xml:space="preserve"> </w:t>
                       </w:r>
-                      <w:r>
-                        <w:fldChar w:fldCharType="begin"/>
-                      </w:r>
-                      <w:r>
-                        <w:rPr>
-                          <w:lang w:val="en-ZA"/>
-                        </w:rPr>
-                        <w:instrText xml:space="preserve"> HYPERLINK "mailto:hassen.zairi@enicarthage.rnu.tn" \h </w:instrText>
-                      </w:r>
-                      <w:r>
-                        <w:fldChar w:fldCharType="separate"/>
-                      </w:r>
-                      <w:r>
-                        <w:rPr>
-                          <w:color w:val="0000FF"/>
-                          <w:spacing w:val="-2"/>
-                          <w:sz w:val="23"/>
-                          <w:u w:val="single" w:color="0000FF"/>
-                          <w:lang w:val="en-ZA"/>
-                        </w:rPr>
-                        <w:t>hassen.zairi@enicarthage.rnu.tn</w:t>
-                      </w:r>
-                      <w:r>
-                        <w:rPr>
-                          <w:color w:val="0000FF"/>
-                          <w:spacing w:val="-2"/>
-                          <w:sz w:val="23"/>
-                          <w:u w:val="single" w:color="0000FF"/>
-                          <w:lang w:val="en-ZA"/>
-                        </w:rPr>
-                        <w:fldChar w:fldCharType="end"/>
-                      </w:r>
+                      <w:hyperlink r:id="rId10">
+                        <w:r>
+                          <w:rPr>
+                            <w:color w:val="0000FF"/>
+                            <w:spacing w:val="-2"/>
+                            <w:sz w:val="23"/>
+                            <w:u w:val="single" w:color="0000FF"/>
+                            <w:lang w:val="en-ZA"/>
+                          </w:rPr>
+                          <w:t>hassen.zairi@enicarthage.rnu.tn</w:t>
+                        </w:r>
+                      </w:hyperlink>
                       <w:r>
                         <w:rPr>
                           <w:color w:val="0000FF"/>
@@ -2278,38 +2218,18 @@
                         </w:rPr>
                         <w:t xml:space="preserve">: </w:t>
                       </w:r>
-                      <w:r>
-                        <w:fldChar w:fldCharType="begin"/>
-                      </w:r>
-                      <w:r>
-                        <w:rPr>
-                          <w:lang w:val="en-ZA"/>
-                        </w:rPr>
-                        <w:instrText xml:space="preserve"> HYPERLINK "http://www.enicarthage.rnu.tn/" \h </w:instrText>
-                      </w:r>
-                      <w:r>
-                        <w:fldChar w:fldCharType="separate"/>
-                      </w:r>
-                      <w:r>
-                        <w:rPr>
-                          <w:color w:val="0000FF"/>
-                          <w:spacing w:val="-2"/>
-                          <w:sz w:val="23"/>
-                          <w:u w:val="single" w:color="0000FF"/>
-                          <w:lang w:val="en-ZA"/>
-                        </w:rPr>
-                        <w:t>www.enicarthage.rnu.tn</w:t>
-                      </w:r>
-                      <w:r>
-                        <w:rPr>
-                          <w:color w:val="0000FF"/>
-                          <w:spacing w:val="-2"/>
-                          <w:sz w:val="23"/>
-                          <w:u w:val="single" w:color="0000FF"/>
-                          <w:lang w:val="en-ZA"/>
-                        </w:rPr>
-                        <w:fldChar w:fldCharType="end"/>
-                      </w:r>
+                      <w:hyperlink r:id="rId11">
+                        <w:r>
+                          <w:rPr>
+                            <w:color w:val="0000FF"/>
+                            <w:spacing w:val="-2"/>
+                            <w:sz w:val="23"/>
+                            <w:u w:val="single" w:color="0000FF"/>
+                            <w:lang w:val="en-ZA"/>
+                          </w:rPr>
+                          <w:t>www.enicarthage.rnu.tn</w:t>
+                        </w:r>
+                      </w:hyperlink>
                     </w:p>
                     <w:p>
                       <w:pPr>
@@ -2674,7 +2594,7 @@
           </mc:Choice>
           <mc:Fallback>
             <w:pict>
-              <v:rect w14:anchorId="5D5A901C" id="Rectangle 17" o:spid="_x0000_s1026" style="position:absolute;margin-left:-3.5pt;margin-top:19.35pt;width:525pt;height:129.75pt;z-index:487590400;visibility:visible;mso-wrap-style:square;mso-wrap-distance-left:9pt;mso-wrap-distance-top:0;mso-wrap-distance-right:9pt;mso-wrap-distance-bottom:0;mso-position-horizontal:absolute;mso-position-horizontal-relative:text;mso-position-vertical:absolute;mso-position-vertical-relative:text;v-text-anchor:middle" o:gfxdata="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" filled="f" strokecolor="black [3213]"/>
+              <v:rect w14:anchorId="347ACFE3" id="Rectangle 17" o:spid="_x0000_s1026" style="position:absolute;margin-left:-3.5pt;margin-top:19.35pt;width:525pt;height:129.75pt;z-index:487590400;visibility:visible;mso-wrap-style:square;mso-wrap-distance-left:9pt;mso-wrap-distance-top:0;mso-wrap-distance-right:9pt;mso-wrap-distance-bottom:0;mso-position-horizontal:absolute;mso-position-horizontal-relative:text;mso-position-vertical:absolute;mso-position-vertical-relative:text;v-text-anchor:middle" o:gfxdata="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" filled="f" strokecolor="black [3213]"/>
             </w:pict>
           </mc:Fallback>
         </mc:AlternateContent>
@@ -3323,7 +3243,7 @@
           </mc:Choice>
           <mc:Fallback>
             <w:pict>
-              <v:rect w14:anchorId="4C75A668" id="Rectangle 2" o:spid="_x0000_s1026" style="position:absolute;margin-left:4pt;margin-top:11.2pt;width:507pt;height:195pt;z-index:487589376;visibility:visible;mso-wrap-style:square;mso-wrap-distance-left:9pt;mso-wrap-distance-top:0;mso-wrap-distance-right:9pt;mso-wrap-distance-bottom:0;mso-position-horizontal:absolute;mso-position-horizontal-relative:text;mso-position-vertical:absolute;mso-position-vertical-relative:text;v-text-anchor:middle" o:gfxdata="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" filled="f" strokecolor="black [3213]" strokeweight=".5pt"/>
+              <v:rect w14:anchorId="58CE225C" id="Rectangle 2" o:spid="_x0000_s1026" style="position:absolute;margin-left:4pt;margin-top:11.2pt;width:507pt;height:195pt;z-index:487589376;visibility:visible;mso-wrap-style:square;mso-wrap-distance-left:9pt;mso-wrap-distance-top:0;mso-wrap-distance-right:9pt;mso-wrap-distance-bottom:0;mso-position-horizontal:absolute;mso-position-horizontal-relative:text;mso-position-vertical:absolute;mso-position-vertical-relative:text;v-text-anchor:middle" o:gfxdata="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" filled="f" strokecolor="black [3213]" strokeweight=".5pt"/>
             </w:pict>
           </mc:Fallback>
         </mc:AlternateContent>
@@ -3954,7 +3874,7 @@
           <w:lang w:val="en-ZA"/>
         </w:rPr>
         <w:sectPr>
-          <w:footerReference w:type="default" r:id="rId8"/>
+          <w:footerReference w:type="default" r:id="rId12"/>
           <w:type w:val="continuous"/>
           <w:pgSz w:w="11910" w:h="16840"/>
           <w:pgMar w:top="660" w:right="850" w:bottom="960" w:left="850" w:header="0" w:footer="779" w:gutter="0"/>
@@ -5429,7 +5349,7 @@
         <mc:AlternateContent>
           <mc:Choice Requires="wpg">
             <w:drawing>
-              <wp:anchor distT="0" distB="0" distL="0" distR="0" simplePos="0" relativeHeight="487457280" behindDoc="1" locked="0" layoutInCell="1" allowOverlap="1" wp14:anchorId="5A6B3EE4" wp14:editId="5F589E99">
+              <wp:anchor distT="0" distB="0" distL="0" distR="0" simplePos="0" relativeHeight="251658240" behindDoc="1" locked="0" layoutInCell="1" allowOverlap="1" wp14:anchorId="5A6B3EE4" wp14:editId="34A28DE9">
                 <wp:simplePos x="0" y="0"/>
                 <wp:positionH relativeFrom="page">
                   <wp:posOffset>537972</wp:posOffset>
@@ -6032,7 +5952,7 @@
           </mc:Choice>
           <mc:Fallback>
             <w:pict>
-              <v:group w14:anchorId="6D9EEF04" id="Group 6" o:spid="_x0000_s1026" style="position:absolute;margin-left:42.35pt;margin-top:80.55pt;width:510.85pt;height:677.5pt;z-index:-15859200;mso-wrap-distance-left:0;mso-wrap-distance-right:0;mso-position-horizontal-relative:page;mso-position-vertical-relative:page" coordsize="64877,86042" o:gfxdata="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">
+              <v:group w14:anchorId="631710EA" id="Group 6" o:spid="_x0000_s1026" style="position:absolute;margin-left:42.35pt;margin-top:80.55pt;width:510.85pt;height:677.5pt;z-index:-251658240;mso-wrap-distance-left:0;mso-wrap-distance-right:0;mso-position-horizontal-relative:page;mso-position-vertical-relative:page" coordsize="64877,86042" o:gfxdata="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">
                 <v:shape id="Graphic 7" o:spid="_x0000_s1027" style="position:absolute;width:64877;height:83331;visibility:visible;mso-wrap-style:square;v-text-anchor:top" coordsize="6487795,8333105" o:gfxdata="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" path="m6083,8081531r-6083,l,8332978r6083,l6083,8081531xem6083,5813247r-6083,l,6065012r,252984l,8081518r6083,l6083,6065012r,-251765xem6083,3042297r-6083,l,3293745r,251460l,5813171r6083,l6083,3293745r,-251448xem6083,2286393r-6083,l,2537841r,251460l,3042285r6083,l6083,2789301r,-251460l6083,2286393xem6083,1781644r-6083,l,2034921r,251460l6083,2286381r,-251460l6083,1781644xem6083,1278648r-6083,l,1530096r,251460l6083,1781556r,-251460l6083,1278648xem6083,522744r-6083,l,774192r,251460l,1278636r6083,l6083,1025652r,-251460l6083,522744xem6083,l,,,6096,,269748,,522732r6083,l6083,269748r,-263652l6083,xem6487655,8081531r-6083,l6481572,8332978r6083,l6487655,8081531xem6487655,5813247r-6083,l6481572,6065012r,252984l6481572,8081518r6083,l6487655,6065012r,-251765xem6487655,3042297r-6083,l6481572,3293745r,251460l6481572,5813171r6083,l6487655,3293745r,-251448xem6487655,2286393r-6083,l6481572,2537841r,251460l6481572,3042285r6083,l6487655,2789301r,-251460l6487655,2286393xem6487655,1781644r-6083,l6481572,2034921r,251460l6487655,2286381r,-251460l6487655,1781644xem6487655,1278648r-6083,l6481572,1530096r,251460l6487655,1781556r,-251460l6487655,1278648xem6487655,522744r-6083,l6481572,774192r,251460l6481572,1278636r6083,l6487655,1025652r,-251460l6487655,522744xem6487655,r-6083,l6096,r,6096l6481572,6096r,263652l6481572,522732r6083,l6487655,269748r,-263652l6487655,xe" fillcolor="black" stroked="f">
                   <v:path arrowok="t"/>
                 </v:shape>
@@ -6188,7 +6108,21 @@
           <w:b/>
           <w:sz w:val="23"/>
         </w:rPr>
-        <w:t xml:space="preserve">Lieu </w:t>
+        <w:t>Lieu</w:t>
+      </w:r>
+      <w:r>
+        <w:rPr>
+          <w:b/>
+          <w:sz w:val="23"/>
+        </w:rPr>
+        <w:t xml:space="preserve"> (En Tunisie ou à l’étranger)</w:t>
+      </w:r>
+      <w:r>
+        <w:rPr>
+          <w:b/>
+          <w:sz w:val="23"/>
+        </w:rPr>
+        <w:t xml:space="preserve"> </w:t>
       </w:r>
       <w:r>
         <w:rPr>
@@ -6204,57 +6138,6 @@
           <w:sz w:val="23"/>
         </w:rPr>
         <w:tab/>
-      </w:r>
-      <w:r>
-        <w:rPr>
-          <w:rFonts w:ascii="Wingdings" w:hAnsi="Wingdings"/>
-        </w:rPr>
-        <w:t></w:t>
-      </w:r>
-      <w:r>
-        <w:t xml:space="preserve"> En</w:t>
-      </w:r>
-      <w:r>
-        <w:rPr>
-          <w:spacing w:val="-4"/>
-        </w:rPr>
-        <w:t xml:space="preserve"> </w:t>
-      </w:r>
-      <w:r>
-        <w:rPr>
-          <w:spacing w:val="-2"/>
-        </w:rPr>
-        <w:t>Tunisie</w:t>
-      </w:r>
-      <w:r>
-        <w:tab/>
-      </w:r>
-      <w:r>
-        <w:rPr>
-          <w:rFonts w:ascii="Wingdings" w:hAnsi="Wingdings"/>
-        </w:rPr>
-        <w:t></w:t>
-      </w:r>
-      <w:r>
-        <w:rPr>
-          <w:spacing w:val="2"/>
-        </w:rPr>
-        <w:t xml:space="preserve"> </w:t>
-      </w:r>
-      <w:r>
-        <w:t>A</w:t>
-      </w:r>
-      <w:r>
-        <w:rPr>
-          <w:spacing w:val="-4"/>
-        </w:rPr>
-        <w:t xml:space="preserve"> </w:t>
-      </w:r>
-      <w:r>
-        <w:rPr>
-          <w:spacing w:val="-2"/>
-        </w:rPr>
-        <w:t>l’étranger</w:t>
       </w:r>
     </w:p>
     <w:p>
